--- a/pr-preview/pr-78/chapters/04-effect-modification-tracked-changes.docx
+++ b/pr-preview/pr-78/chapters/04-effect-modification-tracked-changes.docx
@@ -3947,7 +3947,7 @@
     </w:p>
     <w:bookmarkEnd w:id="23"/>
     <w:bookmarkEnd w:id="24"/>
-    <w:bookmarkStart w:id="28" w:name="X8a25e28d951df70188c481779aaa8c451166716"/>
+    <w:bookmarkStart w:id="29" w:name="X8a25e28d951df70188c481779aaa8c451166716"/>
     <w:p>
       <w:pPr>
         <w:pStyle w:val="Heading2"/>
@@ -3987,135 +3987,13 @@
         <w:t xml:space="preserve">is another method for adjustment that can also reveal effect modification.</w:t>
       </w:r>
     </w:p>
-    <w:bookmarkStart w:id="26" w:name="matching-methods"/>
+    <w:bookmarkStart w:id="27" w:name="matching-methods"/>
     <w:p>
       <w:pPr>
         <w:pStyle w:val="Heading3"/>
       </w:pPr>
       <w:r>
         <w:t xml:space="preserve">5.1 Matching Methods</w:t>
-      </w:r>
-    </w:p>
-    <w:p>
-      <w:pPr>
-        <w:pStyle w:val="FirstParagraph"/>
-      </w:pPr>
-      <w:r>
-        <w:rPr>
-          <w:b/>
-          <w:bCs/>
-        </w:rPr>
-        <w:t xml:space="preserve">Matching</w:t>
-      </w:r>
-      <w:r>
-        <w:t xml:space="preserve"> </w:t>
-      </w:r>
-      <w:r>
-        <w:t xml:space="preserve">creates treatment and control groups that are similar with respect to measured covariates</w:t>
-      </w:r>
-      <w:r>
-        <w:t xml:space="preserve"> </w:t>
-      </w:r>
-      <m:oMath>
-        <m:r>
-          <m:t>L</m:t>
-        </m:r>
-      </m:oMath>
-      <w:r>
-        <w:t xml:space="preserve">. Common approaches:</w:t>
-      </w:r>
-    </w:p>
-    <w:p>
-      <w:pPr>
-        <w:pStyle w:val="Compact"/>
-        <w:numPr>
-          <w:ilvl w:val="0"/>
-          <w:numId w:val="1027"/>
-        </w:numPr>
-      </w:pPr>
-      <w:r>
-        <w:rPr>
-          <w:b/>
-          <w:bCs/>
-        </w:rPr>
-        <w:t xml:space="preserve">Individual matching</w:t>
-      </w:r>
-      <w:r>
-        <w:t xml:space="preserve">: For each treated individual, find one (or more) untreated individuals with similar values of</w:t>
-      </w:r>
-      <w:r>
-        <w:t xml:space="preserve"> </w:t>
-      </w:r>
-      <m:oMath>
-        <m:r>
-          <m:t>L</m:t>
-        </m:r>
-      </m:oMath>
-    </w:p>
-    <w:p>
-      <w:pPr>
-        <w:pStyle w:val="Compact"/>
-        <w:numPr>
-          <w:ilvl w:val="0"/>
-          <w:numId w:val="1027"/>
-        </w:numPr>
-      </w:pPr>
-      <w:r>
-        <w:rPr>
-          <w:b/>
-          <w:bCs/>
-        </w:rPr>
-        <w:t xml:space="preserve">Caliper matching</w:t>
-      </w:r>
-      <w:r>
-        <w:t xml:space="preserve">: Match treated and untreated individuals whose</w:t>
-      </w:r>
-      <w:r>
-        <w:t xml:space="preserve"> </w:t>
-      </w:r>
-      <m:oMath>
-        <m:r>
-          <m:t>L</m:t>
-        </m:r>
-      </m:oMath>
-      <w:r>
-        <w:t xml:space="preserve"> </w:t>
-      </w:r>
-      <w:r>
-        <w:t xml:space="preserve">values are within some distance threshold</w:t>
-      </w:r>
-    </w:p>
-    <w:p>
-      <w:pPr>
-        <w:pStyle w:val="Compact"/>
-        <w:numPr>
-          <w:ilvl w:val="0"/>
-          <w:numId w:val="1027"/>
-        </w:numPr>
-      </w:pPr>
-      <w:r>
-        <w:rPr>
-          <w:b/>
-          <w:bCs/>
-        </w:rPr>
-        <w:t xml:space="preserve">Propensity score matching</w:t>
-      </w:r>
-      <w:r>
-        <w:t xml:space="preserve">: Match on the probability of treatment given</w:t>
-      </w:r>
-      <w:r>
-        <w:t xml:space="preserve"> </w:t>
-      </w:r>
-      <m:oMath>
-        <m:r>
-          <m:t>L</m:t>
-        </m:r>
-      </m:oMath>
-      <w:r>
-        <w:t xml:space="preserve"> </w:t>
-      </w:r>
-      <w:r>
-        <w:t xml:space="preserve">(covered in Chapter 15)</w:t>
       </w:r>
     </w:p>
     <w:tbl>
@@ -4152,7 +4030,7 @@
               <w:spacing w:before="16" w:after="64"/>
             </w:pPr>
           </w:p>
-          <w:bookmarkStart w:id="25" w:name="exm-matching"/>
+          <w:bookmarkStart w:id="25" w:name="def-matching"/>
           <w:p>
             <w:pPr>
               <w:pStyle w:val="BodyText"/>
@@ -4162,402 +4040,67 @@
                 <w:b/>
                 <w:bCs/>
               </w:rPr>
-              <w:t xml:space="preserve">Example 4 (Matching Example)</w:t>
+              <w:t xml:space="preserve">Definition 3 (Matching)</w:t>
             </w:r>
             <w:r>
               <w:t xml:space="preserve"> </w:t>
             </w:r>
             <w:r>
-              <w:t xml:space="preserve">Suppose we want to study the effect of smoking on lung cancer. We:</w:t>
+              <w:rPr>
+                <w:b/>
+                <w:bCs/>
+              </w:rPr>
+              <w:t xml:space="preserve">Matching</w:t>
             </w:r>
             <w:r>
               <w:t xml:space="preserve"> </w:t>
             </w:r>
             <w:r>
-              <w:t xml:space="preserve">1. Identify 1000 smokers</w:t>
+              <w:t xml:space="preserve">creates treatment and control groups that are similar with respect to measured covariates</w:t>
             </w:r>
             <w:r>
               <w:t xml:space="preserve"> </w:t>
             </w:r>
-            <w:r>
-              <w:t xml:space="preserve">2. For each smoker, find a non-smoker matched on age, sex, occupation, and family history</w:t>
-            </w:r>
-            <w:r>
-              <w:t xml:space="preserve"> </w:t>
-            </w:r>
-            <w:r>
-              <w:t xml:space="preserve">3. Compare lung cancer rates in smokers vs. their matched non-smokers</w:t>
-            </w:r>
-          </w:p>
-          <w:p>
-            <w:pPr>
-              <w:pStyle w:val="BodyText"/>
-            </w:pPr>
-            <w:r>
-              <w:t xml:space="preserve">If matching successfully balances confounders, the comparison estimates the causal effect.</w:t>
+            <m:oMath>
+              <m:r>
+                <m:t>L</m:t>
+              </m:r>
+            </m:oMath>
+            <w:r>
+              <w:t xml:space="preserve">.</w:t>
             </w:r>
           </w:p>
           <w:bookmarkEnd w:id="25"/>
         </w:tc>
       </w:tr>
     </w:tbl>
-    <w:bookmarkEnd w:id="26"/>
-    <w:bookmarkStart w:id="27" w:name="matching-and-effect-modification"/>
-    <w:p>
-      <w:pPr>
-        <w:pStyle w:val="Heading3"/>
-      </w:pPr>
-      <w:r>
-        <w:t xml:space="preserve">5.2 Matching and Effect Modification</w:t>
-      </w:r>
-    </w:p>
-    <w:p>
-      <w:pPr>
-        <w:pStyle w:val="FirstParagraph"/>
-      </w:pPr>
-      <w:r>
-        <w:t xml:space="preserve">Like stratification, matching can identify effect modification:</w:t>
-      </w:r>
-    </w:p>
-    <w:p>
-      <w:pPr>
-        <w:pStyle w:val="Compact"/>
-        <w:numPr>
-          <w:ilvl w:val="0"/>
-          <w:numId w:val="1028"/>
-        </w:numPr>
-      </w:pPr>
-      <w:r>
-        <w:t xml:space="preserve">Match separately within subgroups defined by</w:t>
-      </w:r>
-      <w:r>
-        <w:t xml:space="preserve"> </w:t>
-      </w:r>
-      <m:oMath>
-        <m:r>
-          <m:t>V</m:t>
-        </m:r>
-      </m:oMath>
-    </w:p>
-    <w:p>
-      <w:pPr>
-        <w:pStyle w:val="Compact"/>
-        <w:numPr>
-          <w:ilvl w:val="0"/>
-          <w:numId w:val="1028"/>
-        </w:numPr>
-      </w:pPr>
-      <w:r>
-        <w:t xml:space="preserve">Estimate effects within each subgroup</w:t>
-      </w:r>
-    </w:p>
-    <w:p>
-      <w:pPr>
-        <w:pStyle w:val="Compact"/>
-        <w:numPr>
-          <w:ilvl w:val="0"/>
-          <w:numId w:val="1028"/>
-        </w:numPr>
-      </w:pPr>
-      <w:r>
-        <w:t xml:space="preserve">Compare effects across subgroups</w:t>
-      </w:r>
-    </w:p>
-    <w:p>
-      <w:pPr>
-        <w:pStyle w:val="FirstParagraph"/>
-      </w:pPr>
-      <w:r>
-        <w:rPr>
-          <w:b/>
-          <w:bCs/>
-        </w:rPr>
-        <w:t xml:space="preserve">Matching vs. Stratification</w:t>
-      </w:r>
-      <w:r>
-        <w:t xml:space="preserve">:</w:t>
-      </w:r>
-    </w:p>
     <w:p>
       <w:pPr>
         <w:pStyle w:val="BodyText"/>
       </w:pPr>
-      <w:r>
-        <w:rPr>
-          <w:b/>
-          <w:bCs/>
-        </w:rPr>
-        <w:t xml:space="preserve">Similarities</w:t>
-      </w:r>
-      <w:r>
-        <w:t xml:space="preserve">:</w:t>
-      </w:r>
-    </w:p>
-    <w:p>
-      <w:pPr>
-        <w:pStyle w:val="Compact"/>
-        <w:numPr>
-          <w:ilvl w:val="0"/>
-          <w:numId w:val="1029"/>
-        </w:numPr>
-      </w:pPr>
-      <w:r>
-        <w:t xml:space="preserve">Both create comparable treatment and control groups</w:t>
-      </w:r>
-    </w:p>
-    <w:p>
-      <w:pPr>
-        <w:pStyle w:val="Compact"/>
-        <w:numPr>
-          <w:ilvl w:val="0"/>
-          <w:numId w:val="1029"/>
-        </w:numPr>
-      </w:pPr>
-      <w:r>
-        <w:t xml:space="preserve">Both can identify effect modification</w:t>
-      </w:r>
-    </w:p>
-    <w:p>
-      <w:pPr>
-        <w:pStyle w:val="Compact"/>
-        <w:numPr>
-          <w:ilvl w:val="0"/>
-          <w:numId w:val="1029"/>
-        </w:numPr>
-      </w:pPr>
-      <w:r>
-        <w:t xml:space="preserve">Both can eliminate confounding</w:t>
-      </w:r>
-    </w:p>
-    <w:p>
-      <w:pPr>
-        <w:pStyle w:val="FirstParagraph"/>
-      </w:pPr>
-      <w:r>
-        <w:rPr>
-          <w:b/>
-          <w:bCs/>
-        </w:rPr>
-        <w:t xml:space="preserve">Differences</w:t>
-      </w:r>
-      <w:r>
-        <w:t xml:space="preserve">:</w:t>
-      </w:r>
-    </w:p>
-    <w:p>
-      <w:pPr>
-        <w:pStyle w:val="Compact"/>
-        <w:numPr>
-          <w:ilvl w:val="0"/>
-          <w:numId w:val="1030"/>
-        </w:numPr>
-      </w:pPr>
-      <w:r>
-        <w:rPr>
-          <w:b/>
-          <w:bCs/>
-        </w:rPr>
-        <w:t xml:space="preserve">Stratification</w:t>
-      </w:r>
-      <w:r>
-        <w:t xml:space="preserve"> </w:t>
-      </w:r>
-      <w:r>
-        <w:t xml:space="preserve">uses all data, dividing into non-overlapping strata</w:t>
-      </w:r>
-    </w:p>
-    <w:p>
-      <w:pPr>
-        <w:pStyle w:val="Compact"/>
-        <w:numPr>
-          <w:ilvl w:val="0"/>
-          <w:numId w:val="1030"/>
-        </w:numPr>
-      </w:pPr>
-      <w:r>
-        <w:rPr>
-          <w:b/>
-          <w:bCs/>
-        </w:rPr>
-        <w:t xml:space="preserve">Matching</w:t>
-      </w:r>
-      <w:r>
-        <w:t xml:space="preserve"> </w:t>
-      </w:r>
-      <w:r>
-        <w:t xml:space="preserve">may discard data (unmatched individuals), creating matched pairs/sets</w:t>
-      </w:r>
-    </w:p>
-    <w:p>
-      <w:pPr>
-        <w:pStyle w:val="Compact"/>
-        <w:numPr>
-          <w:ilvl w:val="0"/>
-          <w:numId w:val="1030"/>
-        </w:numPr>
-      </w:pPr>
-      <w:r>
-        <w:rPr>
-          <w:b/>
-          <w:bCs/>
-        </w:rPr>
-        <w:t xml:space="preserve">Matching</w:t>
-      </w:r>
-      <w:r>
-        <w:t xml:space="preserve"> </w:t>
-      </w:r>
-      <w:r>
-        <w:t xml:space="preserve">can be more efficient when controls far outnumber treated individuals</w:t>
-      </w:r>
-    </w:p>
-    <w:p>
-      <w:pPr>
-        <w:pStyle w:val="Compact"/>
-        <w:numPr>
-          <w:ilvl w:val="0"/>
-          <w:numId w:val="1030"/>
-        </w:numPr>
-      </w:pPr>
-      <w:r>
-        <w:rPr>
-          <w:b/>
-          <w:bCs/>
-        </w:rPr>
-        <w:t xml:space="preserve">Stratification</w:t>
-      </w:r>
-      <w:r>
-        <w:t xml:space="preserve"> </w:t>
-      </w:r>
-      <w:r>
-        <w:t xml:space="preserve">is conceptually simpler and more transparent</w:t>
-      </w:r>
-    </w:p>
-    <w:p>
-      <w:pPr>
-        <w:pStyle w:val="FirstParagraph"/>
-      </w:pPr>
-      <w:r>
-        <w:rPr>
-          <w:b/>
-          <w:bCs/>
-        </w:rPr>
-        <w:t xml:space="preserve">Modern approach</w:t>
-      </w:r>
-      <w:r>
-        <w:t xml:space="preserve">: Matching has largely been superseded by more flexible methods like:</w:t>
-      </w:r>
-    </w:p>
-    <w:p>
-      <w:pPr>
-        <w:pStyle w:val="Compact"/>
-        <w:numPr>
-          <w:ilvl w:val="0"/>
-          <w:numId w:val="1031"/>
-        </w:numPr>
-      </w:pPr>
-      <w:r>
-        <w:t xml:space="preserve">Regression adjustment</w:t>
-      </w:r>
-    </w:p>
-    <w:p>
-      <w:pPr>
-        <w:pStyle w:val="Compact"/>
-        <w:numPr>
-          <w:ilvl w:val="0"/>
-          <w:numId w:val="1031"/>
-        </w:numPr>
-      </w:pPr>
-      <w:r>
-        <w:t xml:space="preserve">Inverse probability weighting (Chapter 12)</w:t>
-      </w:r>
-    </w:p>
-    <w:p>
-      <w:pPr>
-        <w:pStyle w:val="Compact"/>
-        <w:numPr>
-          <w:ilvl w:val="0"/>
-          <w:numId w:val="1031"/>
-        </w:numPr>
-      </w:pPr>
-      <w:r>
-        <w:t xml:space="preserve">Propensity score methods (Chapter 15)</w:t>
-      </w:r>
-    </w:p>
-    <w:p>
-      <w:pPr>
-        <w:pStyle w:val="FirstParagraph"/>
-      </w:pPr>
-      <w:r>
-        <w:t xml:space="preserve">However, matching is still useful pedagogically and in certain applications (e.g., case-control studies in epidemiology).</w:t>
-      </w:r>
-    </w:p>
-    <w:bookmarkEnd w:id="27"/>
-    <w:bookmarkEnd w:id="28"/>
-    <w:bookmarkStart w:id="32" w:name="X1d7baeead2f601b93c00c35e7d7d066dc1729fa"/>
-    <w:p>
-      <w:pPr>
-        <w:pStyle w:val="Heading2"/>
-      </w:pPr>
-      <w:r>
-        <w:t xml:space="preserve">6 4.6 Effect Modification and Adjustment Methods (pp. 45-46)</w:t>
-      </w:r>
-    </w:p>
-    <w:p>
-      <w:r>
-        <w:pict>
-          <v:rect style="width:0;height:1.5pt" o:hralign="center" o:hrstd="t" o:hr="t"/>
-        </w:pict>
-      </w:r>
-    </w:p>
-    <w:p>
-      <w:pPr>
-        <w:pStyle w:val="FirstParagraph"/>
-      </w:pPr>
-      <w:r>
-        <w:t xml:space="preserve">When both confounding and effect modification are present, we need methods that can:</w:t>
-      </w:r>
-      <w:r>
-        <w:t xml:space="preserve"> </w:t>
-      </w:r>
-      <w:r>
-        <w:t xml:space="preserve">1. Adjust for confounders</w:t>
-      </w:r>
-      <w:r>
-        <w:t xml:space="preserve"> </w:t>
-      </w:r>
-      <w:r>
-        <w:t xml:space="preserve">2. Allow treatment effects to vary across modifiers</w:t>
-      </w:r>
-    </w:p>
-    <w:bookmarkStart w:id="30" w:name="stratification-with-confounding"/>
-    <w:p>
-      <w:pPr>
-        <w:pStyle w:val="Heading3"/>
-      </w:pPr>
-      <w:r>
-        <w:t xml:space="preserve">6.1 Stratification with Confounding</w:t>
-      </w:r>
-    </w:p>
-    <w:p>
-      <w:pPr>
-        <w:pStyle w:val="FirstParagraph"/>
-      </w:pPr>
-      <w:r>
-        <w:t xml:space="preserve">If</w:t>
-      </w:r>
-      <w:r>
-        <w:t xml:space="preserve"> </w:t>
-      </w:r>
-      <m:oMath>
-        <m:r>
-          <m:t>V</m:t>
-        </m:r>
-      </m:oMath>
-      <w:r>
-        <w:t xml:space="preserve"> </w:t>
-      </w:r>
-      <w:r>
-        <w:t xml:space="preserve">is both a confounder and effect modifier, simple stratification may not suffice if there are additional confounders</w:t>
+      <w:ins w:id="98" w:author="PR Preview" w:date="2024-01-01T00:00:00Z">
+        <w:r>
+          <w:t xml:space="preserve">Common approaches:</w:t>
+        </w:r>
+      </w:ins>
+    </w:p>
+    <w:p>
+      <w:pPr>
+        <w:pStyle w:val="Compact"/>
+        <w:numPr>
+          <w:ilvl w:val="0"/>
+          <w:numId w:val="1027"/>
+        </w:numPr>
+      </w:pPr>
+      <w:r>
+        <w:rPr>
+          <w:b/>
+          <w:bCs/>
+        </w:rPr>
+        <w:t xml:space="preserve">Individual matching</w:t>
+      </w:r>
+      <w:r>
+        <w:t xml:space="preserve">: For each treated individual, find one (or more) untreated individuals with similar values of</w:t>
       </w:r>
       <w:r>
         <w:t xml:space="preserve"> </w:t>
@@ -4567,23 +4110,24 @@
           <m:t>L</m:t>
         </m:r>
       </m:oMath>
-      <w:r>
-        <w:t xml:space="preserve">.</w:t>
-      </w:r>
-    </w:p>
-    <w:p>
-      <w:pPr>
-        <w:pStyle w:val="BodyText"/>
-      </w:pPr>
-      <w:r>
-        <w:rPr>
-          <w:b/>
-          <w:bCs/>
-        </w:rPr>
-        <w:t xml:space="preserve">Solution</w:t>
-      </w:r>
-      <w:r>
-        <w:t xml:space="preserve">: Adjust for</w:t>
+    </w:p>
+    <w:p>
+      <w:pPr>
+        <w:pStyle w:val="Compact"/>
+        <w:numPr>
+          <w:ilvl w:val="0"/>
+          <w:numId w:val="1027"/>
+        </w:numPr>
+      </w:pPr>
+      <w:r>
+        <w:rPr>
+          <w:b/>
+          <w:bCs/>
+        </w:rPr>
+        <w:t xml:space="preserve">Caliper matching</w:t>
+      </w:r>
+      <w:r>
+        <w:t xml:space="preserve">: Match treated and untreated individuals whose</w:t>
       </w:r>
       <w:r>
         <w:t xml:space="preserve"> </w:t>
@@ -4597,66 +4141,28 @@
         <w:t xml:space="preserve"> </w:t>
       </w:r>
       <w:r>
-        <w:t xml:space="preserve">within each stratum of</w:t>
-      </w:r>
-      <w:r>
-        <w:t xml:space="preserve"> </w:t>
-      </w:r>
-      <m:oMath>
-        <m:r>
-          <m:t>V</m:t>
-        </m:r>
-      </m:oMath>
-      <w:r>
-        <w:t xml:space="preserve">. This can be done via:</w:t>
-      </w:r>
-    </w:p>
-    <w:p>
-      <w:pPr>
-        <w:pStyle w:val="Compact"/>
-        <w:numPr>
-          <w:ilvl w:val="0"/>
-          <w:numId w:val="1032"/>
-        </w:numPr>
-      </w:pPr>
-      <w:r>
-        <w:rPr>
-          <w:b/>
-          <w:bCs/>
-        </w:rPr>
-        <w:t xml:space="preserve">Stratification on both</w:t>
-      </w:r>
-      <w:r>
-        <w:rPr>
-          <w:b/>
-          <w:bCs/>
-        </w:rPr>
-        <w:t xml:space="preserve"> </w:t>
-      </w:r>
-      <m:oMath>
-        <m:r>
-          <m:t>V</m:t>
-        </m:r>
-      </m:oMath>
-      <w:r>
-        <w:rPr>
-          <w:b/>
-          <w:bCs/>
-        </w:rPr>
-        <w:t xml:space="preserve"> </w:t>
-      </w:r>
-      <w:r>
-        <w:rPr>
-          <w:b/>
-          <w:bCs/>
-        </w:rPr>
-        <w:t xml:space="preserve">and</w:t>
-      </w:r>
-      <w:r>
-        <w:rPr>
-          <w:b/>
-          <w:bCs/>
-        </w:rPr>
+        <w:t xml:space="preserve">values are within some distance threshold</w:t>
+      </w:r>
+    </w:p>
+    <w:p>
+      <w:pPr>
+        <w:pStyle w:val="Compact"/>
+        <w:numPr>
+          <w:ilvl w:val="0"/>
+          <w:numId w:val="1027"/>
+        </w:numPr>
+      </w:pPr>
+      <w:r>
+        <w:rPr>
+          <w:b/>
+          <w:bCs/>
+        </w:rPr>
+        <w:t xml:space="preserve">Propensity score matching</w:t>
+      </w:r>
+      <w:r>
+        <w:t xml:space="preserve">: Match on the probability of treatment given</w:t>
+      </w:r>
+      <w:r>
         <w:t xml:space="preserve"> </w:t>
       </w:r>
       <m:oMath>
@@ -4665,67 +4171,10 @@
         </m:r>
       </m:oMath>
       <w:r>
-        <w:t xml:space="preserve">: Creates many narrow strata</w:t>
-      </w:r>
-    </w:p>
-    <w:p>
-      <w:pPr>
-        <w:pStyle w:val="Compact"/>
-        <w:numPr>
-          <w:ilvl w:val="0"/>
-          <w:numId w:val="1032"/>
-        </w:numPr>
-      </w:pPr>
-      <w:r>
-        <w:rPr>
-          <w:b/>
-          <w:bCs/>
-        </w:rPr>
-        <w:t xml:space="preserve">Regression within strata</w:t>
-      </w:r>
-      <w:r>
-        <w:t xml:space="preserve">: Fit separate regression models for each level of</w:t>
-      </w:r>
-      <w:r>
-        <w:t xml:space="preserve"> </w:t>
-      </w:r>
-      <m:oMath>
-        <m:r>
-          <m:t>V</m:t>
-        </m:r>
-      </m:oMath>
-    </w:p>
-    <w:p>
-      <w:pPr>
-        <w:pStyle w:val="Compact"/>
-        <w:numPr>
-          <w:ilvl w:val="0"/>
-          <w:numId w:val="1032"/>
-        </w:numPr>
-      </w:pPr>
-      <w:r>
-        <w:rPr>
-          <w:b/>
-          <w:bCs/>
-        </w:rPr>
-        <w:t xml:space="preserve">Inverse probability weighting within strata</w:t>
-      </w:r>
-      <w:r>
-        <w:t xml:space="preserve">: Weight by propensity score within each</w:t>
-      </w:r>
-      <w:r>
-        <w:t xml:space="preserve"> </w:t>
-      </w:r>
-      <m:oMath>
-        <m:r>
-          <m:t>V</m:t>
-        </m:r>
-      </m:oMath>
-      <w:r>
-        <w:t xml:space="preserve"> </w:t>
-      </w:r>
-      <w:r>
-        <w:t xml:space="preserve">stratum</w:t>
+        <w:t xml:space="preserve"> </w:t>
+      </w:r>
+      <w:r>
+        <w:t xml:space="preserve">(covered in Chapter 15)</w:t>
       </w:r>
     </w:p>
     <w:tbl>
@@ -4762,7 +4211,617 @@
               <w:spacing w:before="16" w:after="64"/>
             </w:pPr>
           </w:p>
-          <w:bookmarkStart w:id="29" w:name="exm-stratification-with-confounding"/>
+          <w:bookmarkStart w:id="26" w:name="exm-matching"/>
+          <w:p>
+            <w:pPr>
+              <w:pStyle w:val="BodyText"/>
+            </w:pPr>
+            <w:r>
+              <w:rPr>
+                <w:b/>
+                <w:bCs/>
+              </w:rPr>
+              <w:t xml:space="preserve">Example 4 (Matching Example)</w:t>
+            </w:r>
+            <w:r>
+              <w:t xml:space="preserve"> </w:t>
+            </w:r>
+            <w:r>
+              <w:t xml:space="preserve">Suppose we want to study the effect of smoking on lung cancer. We:</w:t>
+            </w:r>
+            <w:r>
+              <w:t xml:space="preserve"> </w:t>
+            </w:r>
+            <w:r>
+              <w:t xml:space="preserve">1. Identify 1000 smokers</w:t>
+            </w:r>
+            <w:r>
+              <w:t xml:space="preserve"> </w:t>
+            </w:r>
+            <w:r>
+              <w:t xml:space="preserve">2. For each smoker, find a non-smoker matched on age, sex, occupation, and family history</w:t>
+            </w:r>
+            <w:r>
+              <w:t xml:space="preserve"> </w:t>
+            </w:r>
+            <w:r>
+              <w:t xml:space="preserve">3. Compare lung cancer rates in smokers vs. their matched non-smokers</w:t>
+            </w:r>
+          </w:p>
+          <w:p>
+            <w:pPr>
+              <w:pStyle w:val="BodyText"/>
+            </w:pPr>
+            <w:r>
+              <w:t xml:space="preserve">If matching successfully balances confounders, the comparison estimates the causal effect.</w:t>
+            </w:r>
+          </w:p>
+          <w:bookmarkEnd w:id="26"/>
+        </w:tc>
+      </w:tr>
+    </w:tbl>
+    <w:bookmarkEnd w:id="27"/>
+    <w:bookmarkStart w:id="28" w:name="matching-and-effect-modification"/>
+    <w:p>
+      <w:pPr>
+        <w:pStyle w:val="Heading3"/>
+      </w:pPr>
+      <w:r>
+        <w:t xml:space="preserve">5.2 Matching and Effect Modification</w:t>
+      </w:r>
+    </w:p>
+    <w:p>
+      <w:pPr>
+        <w:pStyle w:val="FirstParagraph"/>
+      </w:pPr>
+      <w:r>
+        <w:t xml:space="preserve">Like stratification, matching can identify effect modification:</w:t>
+      </w:r>
+    </w:p>
+    <w:p>
+      <w:pPr>
+        <w:pStyle w:val="Compact"/>
+        <w:numPr>
+          <w:ilvl w:val="0"/>
+          <w:numId w:val="1028"/>
+        </w:numPr>
+      </w:pPr>
+      <w:r>
+        <w:t xml:space="preserve">Match separately within subgroups defined by</w:t>
+      </w:r>
+      <w:r>
+        <w:t xml:space="preserve"> </w:t>
+      </w:r>
+      <m:oMath>
+        <m:r>
+          <m:t>V</m:t>
+        </m:r>
+      </m:oMath>
+    </w:p>
+    <w:p>
+      <w:pPr>
+        <w:pStyle w:val="Compact"/>
+        <w:numPr>
+          <w:ilvl w:val="0"/>
+          <w:numId w:val="1028"/>
+        </w:numPr>
+      </w:pPr>
+      <w:r>
+        <w:t xml:space="preserve">Estimate effects within each subgroup</w:t>
+      </w:r>
+    </w:p>
+    <w:p>
+      <w:pPr>
+        <w:pStyle w:val="Compact"/>
+        <w:numPr>
+          <w:ilvl w:val="0"/>
+          <w:numId w:val="1028"/>
+        </w:numPr>
+      </w:pPr>
+      <w:r>
+        <w:t xml:space="preserve">Compare effects across subgroups</w:t>
+      </w:r>
+    </w:p>
+    <w:p>
+      <w:pPr>
+        <w:pStyle w:val="FirstParagraph"/>
+      </w:pPr>
+      <w:r>
+        <w:rPr>
+          <w:b/>
+          <w:bCs/>
+        </w:rPr>
+        <w:t xml:space="preserve">Matching vs. Stratification</w:t>
+      </w:r>
+      <w:r>
+        <w:t xml:space="preserve">:</w:t>
+      </w:r>
+    </w:p>
+    <w:p>
+      <w:pPr>
+        <w:pStyle w:val="BodyText"/>
+      </w:pPr>
+      <w:r>
+        <w:rPr>
+          <w:b/>
+          <w:bCs/>
+        </w:rPr>
+        <w:t xml:space="preserve">Similarities</w:t>
+      </w:r>
+      <w:r>
+        <w:t xml:space="preserve">:</w:t>
+      </w:r>
+    </w:p>
+    <w:p>
+      <w:pPr>
+        <w:pStyle w:val="Compact"/>
+        <w:numPr>
+          <w:ilvl w:val="0"/>
+          <w:numId w:val="1029"/>
+        </w:numPr>
+      </w:pPr>
+      <w:r>
+        <w:t xml:space="preserve">Both create comparable treatment and control groups</w:t>
+      </w:r>
+    </w:p>
+    <w:p>
+      <w:pPr>
+        <w:pStyle w:val="Compact"/>
+        <w:numPr>
+          <w:ilvl w:val="0"/>
+          <w:numId w:val="1029"/>
+        </w:numPr>
+      </w:pPr>
+      <w:r>
+        <w:t xml:space="preserve">Both can identify effect modification</w:t>
+      </w:r>
+    </w:p>
+    <w:p>
+      <w:pPr>
+        <w:pStyle w:val="Compact"/>
+        <w:numPr>
+          <w:ilvl w:val="0"/>
+          <w:numId w:val="1029"/>
+        </w:numPr>
+      </w:pPr>
+      <w:r>
+        <w:t xml:space="preserve">Both can eliminate confounding</w:t>
+      </w:r>
+    </w:p>
+    <w:p>
+      <w:pPr>
+        <w:pStyle w:val="FirstParagraph"/>
+      </w:pPr>
+      <w:r>
+        <w:rPr>
+          <w:b/>
+          <w:bCs/>
+        </w:rPr>
+        <w:t xml:space="preserve">Differences</w:t>
+      </w:r>
+      <w:r>
+        <w:t xml:space="preserve">:</w:t>
+      </w:r>
+    </w:p>
+    <w:p>
+      <w:pPr>
+        <w:pStyle w:val="Compact"/>
+        <w:numPr>
+          <w:ilvl w:val="0"/>
+          <w:numId w:val="1030"/>
+        </w:numPr>
+      </w:pPr>
+      <w:r>
+        <w:rPr>
+          <w:b/>
+          <w:bCs/>
+        </w:rPr>
+        <w:t xml:space="preserve">Stratification</w:t>
+      </w:r>
+      <w:r>
+        <w:t xml:space="preserve"> </w:t>
+      </w:r>
+      <w:r>
+        <w:t xml:space="preserve">uses all data, dividing into non-overlapping strata</w:t>
+      </w:r>
+    </w:p>
+    <w:p>
+      <w:pPr>
+        <w:pStyle w:val="Compact"/>
+        <w:numPr>
+          <w:ilvl w:val="0"/>
+          <w:numId w:val="1030"/>
+        </w:numPr>
+      </w:pPr>
+      <w:r>
+        <w:rPr>
+          <w:b/>
+          <w:bCs/>
+        </w:rPr>
+        <w:t xml:space="preserve">Matching</w:t>
+      </w:r>
+      <w:r>
+        <w:t xml:space="preserve"> </w:t>
+      </w:r>
+      <w:r>
+        <w:t xml:space="preserve">may discard data (unmatched individuals), creating matched pairs/sets</w:t>
+      </w:r>
+    </w:p>
+    <w:p>
+      <w:pPr>
+        <w:pStyle w:val="Compact"/>
+        <w:numPr>
+          <w:ilvl w:val="0"/>
+          <w:numId w:val="1030"/>
+        </w:numPr>
+      </w:pPr>
+      <w:r>
+        <w:rPr>
+          <w:b/>
+          <w:bCs/>
+        </w:rPr>
+        <w:t xml:space="preserve">Matching</w:t>
+      </w:r>
+      <w:r>
+        <w:t xml:space="preserve"> </w:t>
+      </w:r>
+      <w:r>
+        <w:t xml:space="preserve">can be more efficient when controls far outnumber treated individuals</w:t>
+      </w:r>
+    </w:p>
+    <w:p>
+      <w:pPr>
+        <w:pStyle w:val="Compact"/>
+        <w:numPr>
+          <w:ilvl w:val="0"/>
+          <w:numId w:val="1030"/>
+        </w:numPr>
+      </w:pPr>
+      <w:r>
+        <w:rPr>
+          <w:b/>
+          <w:bCs/>
+        </w:rPr>
+        <w:t xml:space="preserve">Stratification</w:t>
+      </w:r>
+      <w:r>
+        <w:t xml:space="preserve"> </w:t>
+      </w:r>
+      <w:r>
+        <w:t xml:space="preserve">is conceptually simpler and more transparent</w:t>
+      </w:r>
+    </w:p>
+    <w:p>
+      <w:pPr>
+        <w:pStyle w:val="FirstParagraph"/>
+      </w:pPr>
+      <w:r>
+        <w:rPr>
+          <w:b/>
+          <w:bCs/>
+        </w:rPr>
+        <w:t xml:space="preserve">Modern approach</w:t>
+      </w:r>
+      <w:r>
+        <w:t xml:space="preserve">: Matching has largely been superseded by more flexible methods like:</w:t>
+      </w:r>
+    </w:p>
+    <w:p>
+      <w:pPr>
+        <w:pStyle w:val="Compact"/>
+        <w:numPr>
+          <w:ilvl w:val="0"/>
+          <w:numId w:val="1031"/>
+        </w:numPr>
+      </w:pPr>
+      <w:r>
+        <w:t xml:space="preserve">Regression adjustment</w:t>
+      </w:r>
+    </w:p>
+    <w:p>
+      <w:pPr>
+        <w:pStyle w:val="Compact"/>
+        <w:numPr>
+          <w:ilvl w:val="0"/>
+          <w:numId w:val="1031"/>
+        </w:numPr>
+      </w:pPr>
+      <w:r>
+        <w:t xml:space="preserve">Inverse probability weighting (Chapter 12)</w:t>
+      </w:r>
+    </w:p>
+    <w:p>
+      <w:pPr>
+        <w:pStyle w:val="Compact"/>
+        <w:numPr>
+          <w:ilvl w:val="0"/>
+          <w:numId w:val="1031"/>
+        </w:numPr>
+      </w:pPr>
+      <w:r>
+        <w:t xml:space="preserve">Propensity score methods (Chapter 15)</w:t>
+      </w:r>
+    </w:p>
+    <w:p>
+      <w:pPr>
+        <w:pStyle w:val="FirstParagraph"/>
+      </w:pPr>
+      <w:r>
+        <w:t xml:space="preserve">However, matching is still useful pedagogically and in certain applications (e.g., case-control studies in epidemiology).</w:t>
+      </w:r>
+    </w:p>
+    <w:bookmarkEnd w:id="28"/>
+    <w:bookmarkEnd w:id="29"/>
+    <w:bookmarkStart w:id="33" w:name="X1d7baeead2f601b93c00c35e7d7d066dc1729fa"/>
+    <w:p>
+      <w:pPr>
+        <w:pStyle w:val="Heading2"/>
+      </w:pPr>
+      <w:r>
+        <w:t xml:space="preserve">6 4.6 Effect Modification and Adjustment Methods (pp. 45-46)</w:t>
+      </w:r>
+    </w:p>
+    <w:p>
+      <w:r>
+        <w:pict>
+          <v:rect style="width:0;height:1.5pt" o:hralign="center" o:hrstd="t" o:hr="t"/>
+        </w:pict>
+      </w:r>
+    </w:p>
+    <w:p>
+      <w:pPr>
+        <w:pStyle w:val="FirstParagraph"/>
+      </w:pPr>
+      <w:r>
+        <w:t xml:space="preserve">When both confounding and effect modification are present, we need methods that can:</w:t>
+      </w:r>
+      <w:r>
+        <w:t xml:space="preserve"> </w:t>
+      </w:r>
+      <w:r>
+        <w:t xml:space="preserve">1. Adjust for confounders</w:t>
+      </w:r>
+      <w:r>
+        <w:t xml:space="preserve"> </w:t>
+      </w:r>
+      <w:r>
+        <w:t xml:space="preserve">2. Allow treatment effects to vary across modifiers</w:t>
+      </w:r>
+    </w:p>
+    <w:bookmarkStart w:id="31" w:name="stratification-with-confounding"/>
+    <w:p>
+      <w:pPr>
+        <w:pStyle w:val="Heading3"/>
+      </w:pPr>
+      <w:r>
+        <w:t xml:space="preserve">6.1 Stratification with Confounding</w:t>
+      </w:r>
+    </w:p>
+    <w:p>
+      <w:pPr>
+        <w:pStyle w:val="FirstParagraph"/>
+      </w:pPr>
+      <w:r>
+        <w:t xml:space="preserve">If</w:t>
+      </w:r>
+      <w:r>
+        <w:t xml:space="preserve"> </w:t>
+      </w:r>
+      <m:oMath>
+        <m:r>
+          <m:t>V</m:t>
+        </m:r>
+      </m:oMath>
+      <w:r>
+        <w:t xml:space="preserve"> </w:t>
+      </w:r>
+      <w:r>
+        <w:t xml:space="preserve">is both a confounder and effect modifier, simple stratification may not suffice if there are additional confounders</w:t>
+      </w:r>
+      <w:r>
+        <w:t xml:space="preserve"> </w:t>
+      </w:r>
+      <m:oMath>
+        <m:r>
+          <m:t>L</m:t>
+        </m:r>
+      </m:oMath>
+      <w:r>
+        <w:t xml:space="preserve">.</w:t>
+      </w:r>
+    </w:p>
+    <w:p>
+      <w:pPr>
+        <w:pStyle w:val="BodyText"/>
+      </w:pPr>
+      <w:r>
+        <w:rPr>
+          <w:b/>
+          <w:bCs/>
+        </w:rPr>
+        <w:t xml:space="preserve">Solution</w:t>
+      </w:r>
+      <w:r>
+        <w:t xml:space="preserve">: Adjust for</w:t>
+      </w:r>
+      <w:r>
+        <w:t xml:space="preserve"> </w:t>
+      </w:r>
+      <m:oMath>
+        <m:r>
+          <m:t>L</m:t>
+        </m:r>
+      </m:oMath>
+      <w:r>
+        <w:t xml:space="preserve"> </w:t>
+      </w:r>
+      <w:r>
+        <w:t xml:space="preserve">within each stratum of</w:t>
+      </w:r>
+      <w:r>
+        <w:t xml:space="preserve"> </w:t>
+      </w:r>
+      <m:oMath>
+        <m:r>
+          <m:t>V</m:t>
+        </m:r>
+      </m:oMath>
+      <w:r>
+        <w:t xml:space="preserve">. This can be done via:</w:t>
+      </w:r>
+    </w:p>
+    <w:p>
+      <w:pPr>
+        <w:pStyle w:val="Compact"/>
+        <w:numPr>
+          <w:ilvl w:val="0"/>
+          <w:numId w:val="1032"/>
+        </w:numPr>
+      </w:pPr>
+      <w:r>
+        <w:rPr>
+          <w:b/>
+          <w:bCs/>
+        </w:rPr>
+        <w:t xml:space="preserve">Stratification on both</w:t>
+      </w:r>
+      <w:r>
+        <w:rPr>
+          <w:b/>
+          <w:bCs/>
+        </w:rPr>
+        <w:t xml:space="preserve"> </w:t>
+      </w:r>
+      <m:oMath>
+        <m:r>
+          <m:t>V</m:t>
+        </m:r>
+      </m:oMath>
+      <w:r>
+        <w:rPr>
+          <w:b/>
+          <w:bCs/>
+        </w:rPr>
+        <w:t xml:space="preserve"> </w:t>
+      </w:r>
+      <w:r>
+        <w:rPr>
+          <w:b/>
+          <w:bCs/>
+        </w:rPr>
+        <w:t xml:space="preserve">and</w:t>
+      </w:r>
+      <w:r>
+        <w:rPr>
+          <w:b/>
+          <w:bCs/>
+        </w:rPr>
+        <w:t xml:space="preserve"> </w:t>
+      </w:r>
+      <m:oMath>
+        <m:r>
+          <m:t>L</m:t>
+        </m:r>
+      </m:oMath>
+      <w:r>
+        <w:t xml:space="preserve">: Creates many narrow strata</w:t>
+      </w:r>
+    </w:p>
+    <w:p>
+      <w:pPr>
+        <w:pStyle w:val="Compact"/>
+        <w:numPr>
+          <w:ilvl w:val="0"/>
+          <w:numId w:val="1032"/>
+        </w:numPr>
+      </w:pPr>
+      <w:r>
+        <w:rPr>
+          <w:b/>
+          <w:bCs/>
+        </w:rPr>
+        <w:t xml:space="preserve">Regression within strata</w:t>
+      </w:r>
+      <w:r>
+        <w:t xml:space="preserve">: Fit separate regression models for each level of</w:t>
+      </w:r>
+      <w:r>
+        <w:t xml:space="preserve"> </w:t>
+      </w:r>
+      <m:oMath>
+        <m:r>
+          <m:t>V</m:t>
+        </m:r>
+      </m:oMath>
+    </w:p>
+    <w:p>
+      <w:pPr>
+        <w:pStyle w:val="Compact"/>
+        <w:numPr>
+          <w:ilvl w:val="0"/>
+          <w:numId w:val="1032"/>
+        </w:numPr>
+      </w:pPr>
+      <w:r>
+        <w:rPr>
+          <w:b/>
+          <w:bCs/>
+        </w:rPr>
+        <w:t xml:space="preserve">Inverse probability weighting within strata</w:t>
+      </w:r>
+      <w:r>
+        <w:t xml:space="preserve">: Weight by propensity score within each</w:t>
+      </w:r>
+      <w:r>
+        <w:t xml:space="preserve"> </w:t>
+      </w:r>
+      <m:oMath>
+        <m:r>
+          <m:t>V</m:t>
+        </m:r>
+      </m:oMath>
+      <w:r>
+        <w:t xml:space="preserve"> </w:t>
+      </w:r>
+      <w:r>
+        <w:t xml:space="preserve">stratum</w:t>
+      </w:r>
+    </w:p>
+    <w:tbl>
+      <w:tblPr>
+        <w:tblStyle w:val="Table"/>
+        <w:tblInd w:w="164" w:type="dxa"/>
+        <w:tblBorders>
+          <w:left w:val="single" w:sz="24" w:space="0" w:color="909090"/>
+        </w:tblBorders>
+        <w:tblCellMar>
+          <w:left w:w="0" w:type="dxa"/>
+          <w:right w:w="0" w:type="dxa"/>
+        </w:tblCellMar>
+        <w:tblLook w:firstRow="0" w:lastRow="0" w:firstColumn="0" w:lastColumn="0" w:noHBand="0" w:noVBand="0" w:val="0000"/>
+      </w:tblPr>
+      <w:tblGrid>
+        <w:gridCol w:w="7920"/>
+      </w:tblGrid>
+      <w:tr>
+        <w:trPr>
+          <w:cantSplit/>
+        </w:trPr>
+        <w:tc>
+          <w:tcPr>
+            <w:tcMar>
+              <w:left w:w="144" w:type="dxa"/>
+            </w:tcMar>
+          </w:tcPr>
+          <w:p>
+            <w:pPr>
+              <w:pStyle w:val="FirstParagraph"/>
+            </w:pPr>
+            <w:pPr>
+              <w:spacing w:before="16" w:after="64"/>
+            </w:pPr>
+          </w:p>
+          <w:bookmarkStart w:id="30" w:name="exm-stratification-with-confounding"/>
           <w:p>
             <w:pPr>
               <w:pStyle w:val="BodyText"/>
@@ -4871,12 +4930,12 @@
               <w:t xml:space="preserve">Compare effects across age groups</w:t>
             </w:r>
           </w:p>
-          <w:bookmarkEnd w:id="29"/>
+          <w:bookmarkEnd w:id="30"/>
         </w:tc>
       </w:tr>
     </w:tbl>
-    <w:bookmarkEnd w:id="30"/>
-    <w:bookmarkStart w:id="31" w:name="X70a4c2b39188b76ed0c202d0c2b5a5c7d794cf9"/>
+    <w:bookmarkEnd w:id="31"/>
+    <w:bookmarkStart w:id="32" w:name="X70a4c2b39188b76ed0c202d0c2b5a5c7d794cf9"/>
     <w:p>
       <w:pPr>
         <w:pStyle w:val="Heading3"/>
@@ -5453,9 +5512,9 @@
         <w:t xml:space="preserve">: Report stratum-specific effects directly rather than relying solely on interaction terms. This makes the findings more transparent and interpretable.</w:t>
       </w:r>
     </w:p>
-    <w:bookmarkEnd w:id="31"/>
     <w:bookmarkEnd w:id="32"/>
-    <w:bookmarkStart w:id="33" w:name="summary"/>
+    <w:bookmarkEnd w:id="33"/>
+    <w:bookmarkStart w:id="34" w:name="summary"/>
     <w:p>
       <w:pPr>
         <w:pStyle w:val="Heading2"/>
@@ -5977,8 +6036,8 @@
         <w:t xml:space="preserve">4. Don’t hide important heterogeneity behind an average effect</w:t>
       </w:r>
     </w:p>
-    <w:bookmarkEnd w:id="33"/>
-    <w:bookmarkStart w:id="37" w:name="references"/>
+    <w:bookmarkEnd w:id="34"/>
+    <w:bookmarkStart w:id="38" w:name="references"/>
     <w:p>
       <w:pPr>
         <w:pStyle w:val="Heading2"/>
@@ -5994,8 +6053,8 @@
         </w:pict>
       </w:r>
     </w:p>
-    <w:bookmarkStart w:id="36" w:name="refs"/>
-    <w:bookmarkStart w:id="35" w:name="ref-hernan2020causal"/>
+    <w:bookmarkStart w:id="37" w:name="refs"/>
+    <w:bookmarkStart w:id="36" w:name="ref-hernan2020causal"/>
     <w:p>
       <w:pPr>
         <w:pStyle w:val="Bibliography"/>
@@ -6019,7 +6078,7 @@
       <w:r>
         <w:t xml:space="preserve"> </w:t>
       </w:r>
-      <w:hyperlink r:id="rId34">
+      <w:hyperlink r:id="rId35">
         <w:r>
           <w:rPr>
             <w:rStyle w:val="Hyperlink"/>
@@ -6031,9 +6090,9 @@
         <w:t xml:space="preserve">.</w:t>
       </w:r>
     </w:p>
-    <w:bookmarkEnd w:id="35"/>
     <w:bookmarkEnd w:id="36"/>
     <w:bookmarkEnd w:id="37"/>
+    <w:bookmarkEnd w:id="38"/>
     <w:sectPr>
       <w:footnotePr>
         <w:numRestart w:val="eachSect"/>

--- a/pr-preview/pr-78/chapters/04-effect-modification-tracked-changes.docx
+++ b/pr-preview/pr-78/chapters/04-effect-modification-tracked-changes.docx
@@ -118,7 +118,7 @@
         <w:t xml:space="preserve">.</w:t>
       </w:r>
     </w:p>
-    <w:bookmarkStart w:id="13" w:name="X798252fce5c848248db75e3d19dc16cdf6d6784"/>
+    <w:bookmarkStart w:id="14" w:name="X798252fce5c848248db75e3d19dc16cdf6d6784"/>
     <w:p>
       <w:pPr>
         <w:pStyle w:val="Heading2"/>
@@ -444,7 +444,7 @@
         </w:tc>
       </w:tr>
     </w:tbl>
-    <w:bookmarkStart w:id="10" w:name="example-effect-modification-by-sex"/>
+    <w:bookmarkStart w:id="11" w:name="example-effect-modification-by-sex"/>
     <w:p>
       <w:pPr>
         <w:pStyle w:val="Heading3"/>
@@ -865,150 +865,195 @@
         <w:t xml:space="preserve">, not of individuals</w:t>
       </w:r>
     </w:p>
-    <w:p>
-      <w:pPr>
-        <w:pStyle w:val="FirstParagraph"/>
-      </w:pPr>
-      <w:r>
-        <w:rPr>
-          <w:b/>
-          <w:bCs/>
-        </w:rPr>
-        <w:t xml:space="preserve">Notation</w:t>
-      </w:r>
-      <w:r>
-        <w:t xml:space="preserve">: We write</w:t>
-      </w:r>
-      <w:r>
-        <w:t xml:space="preserve"> </w:t>
-      </w:r>
-      <m:oMath>
-        <m:r>
-          <m:rPr>
-            <m:nor/>
-            <m:sty m:val="p"/>
-          </m:rPr>
-          <m:t>E</m:t>
-        </m:r>
-        <m:d>
-          <m:dPr>
-            <m:begChr m:val="["/>
-            <m:sepChr m:val=""/>
-            <m:endChr m:val="]"/>
-            <m:grow/>
-          </m:dPr>
-          <m:e>
-            <m:sSup>
-              <m:e>
-                <m:r>
-                  <m:t>Y</m:t>
-                </m:r>
-              </m:e>
-              <m:sup>
-                <m:r>
-                  <m:t>a</m:t>
-                </m:r>
-                <m:r>
-                  <m:rPr>
-                    <m:sty m:val="p"/>
-                  </m:rPr>
-                  <m:t>=</m:t>
-                </m:r>
-                <m:r>
-                  <m:t>1</m:t>
-                </m:r>
-              </m:sup>
-            </m:sSup>
-            <m:r>
-              <m:rPr>
-                <m:sty m:val="p"/>
-              </m:rPr>
-              <m:t>−</m:t>
-            </m:r>
-            <m:sSup>
-              <m:e>
-                <m:r>
-                  <m:t>Y</m:t>
-                </m:r>
-              </m:e>
-              <m:sup>
-                <m:r>
-                  <m:t>a</m:t>
-                </m:r>
-                <m:r>
-                  <m:rPr>
-                    <m:sty m:val="p"/>
-                  </m:rPr>
-                  <m:t>=</m:t>
-                </m:r>
-                <m:r>
-                  <m:t>0</m:t>
-                </m:r>
-              </m:sup>
-            </m:sSup>
-            <m:r>
-              <m:rPr>
-                <m:sty m:val="p"/>
-              </m:rPr>
-              <m:t>|</m:t>
-            </m:r>
-            <m:r>
-              <m:t>V</m:t>
-            </m:r>
-            <m:r>
-              <m:rPr>
-                <m:sty m:val="p"/>
-              </m:rPr>
-              <m:t>=</m:t>
-            </m:r>
-            <m:r>
-              <m:t>v</m:t>
-            </m:r>
-          </m:e>
-        </m:d>
-      </m:oMath>
-      <w:r>
-        <w:t xml:space="preserve"> </w:t>
-      </w:r>
-      <w:r>
-        <w:t xml:space="preserve">to denote the average causal effect in the subpopulation with</w:t>
-      </w:r>
-      <w:r>
-        <w:t xml:space="preserve"> </w:t>
-      </w:r>
-      <m:oMath>
-        <m:r>
-          <m:t>V</m:t>
-        </m:r>
-        <m:r>
-          <m:rPr>
-            <m:sty m:val="p"/>
-          </m:rPr>
-          <m:t>=</m:t>
-        </m:r>
-        <m:r>
-          <m:t>v</m:t>
-        </m:r>
-      </m:oMath>
-      <w:r>
-        <w:t xml:space="preserve">. This is a</w:t>
-      </w:r>
-      <w:r>
-        <w:t xml:space="preserve"> </w:t>
-      </w:r>
-      <w:r>
-        <w:rPr>
-          <w:b/>
-          <w:bCs/>
-        </w:rPr>
-        <w:t xml:space="preserve">conditional average treatment effect</w:t>
-      </w:r>
-      <w:r>
-        <w:t xml:space="preserve">.</w:t>
-      </w:r>
-    </w:p>
-    <w:bookmarkEnd w:id="10"/>
-    <w:bookmarkStart w:id="12" w:name="effect-modification-depends-on-the-scale"/>
+    <w:tbl>
+      <w:tblPr>
+        <w:tblStyle w:val="Table"/>
+        <w:tblInd w:w="164" w:type="dxa"/>
+        <w:tblBorders>
+          <w:left w:val="single" w:sz="24" w:space="0" w:color="909090"/>
+        </w:tblBorders>
+        <w:tblCellMar>
+          <w:left w:w="0" w:type="dxa"/>
+          <w:right w:w="0" w:type="dxa"/>
+        </w:tblCellMar>
+        <w:tblLook w:firstRow="0" w:lastRow="0" w:firstColumn="0" w:lastColumn="0" w:noHBand="0" w:noVBand="0" w:val="0000"/>
+      </w:tblPr>
+      <w:tblGrid>
+        <w:gridCol w:w="7920"/>
+      </w:tblGrid>
+      <w:tr>
+        <w:trPr>
+          <w:cantSplit/>
+        </w:trPr>
+        <w:tc>
+          <w:tcPr>
+            <w:tcMar>
+              <w:left w:w="144" w:type="dxa"/>
+            </w:tcMar>
+          </w:tcPr>
+          <w:p>
+            <w:pPr>
+              <w:pStyle w:val="FirstParagraph"/>
+            </w:pPr>
+            <w:pPr>
+              <w:spacing w:before="16" w:after="64"/>
+            </w:pPr>
+          </w:p>
+          <w:bookmarkStart w:id="10" w:name="def-cate"/>
+          <w:p>
+            <w:pPr>
+              <w:pStyle w:val="BodyText"/>
+            </w:pPr>
+            <w:r>
+              <w:rPr>
+                <w:b/>
+                <w:bCs/>
+              </w:rPr>
+              <w:t xml:space="preserve">Definition 2 (Conditional Average Treatment Effect)</w:t>
+            </w:r>
+            <w:r>
+              <w:t xml:space="preserve"> </w:t>
+            </w:r>
+            <w:r>
+              <w:t xml:space="preserve">The</w:t>
+            </w:r>
+            <w:r>
+              <w:t xml:space="preserve"> </w:t>
+            </w:r>
+            <w:r>
+              <w:rPr>
+                <w:b/>
+                <w:bCs/>
+              </w:rPr>
+              <w:t xml:space="preserve">conditional average treatment effect</w:t>
+            </w:r>
+            <w:r>
+              <w:t xml:space="preserve"> </w:t>
+            </w:r>
+            <w:r>
+              <w:t xml:space="preserve">(CATE) in the subpopulation with</w:t>
+            </w:r>
+            <w:r>
+              <w:t xml:space="preserve"> </w:t>
+            </w:r>
+            <m:oMath>
+              <m:r>
+                <m:t>V</m:t>
+              </m:r>
+              <m:r>
+                <m:rPr>
+                  <m:sty m:val="p"/>
+                </m:rPr>
+                <m:t>=</m:t>
+              </m:r>
+              <m:r>
+                <m:t>v</m:t>
+              </m:r>
+            </m:oMath>
+            <w:r>
+              <w:t xml:space="preserve"> </w:t>
+            </w:r>
+            <w:r>
+              <w:t xml:space="preserve">is</w:t>
+            </w:r>
+            <w:r>
+              <w:t xml:space="preserve"> </w:t>
+            </w:r>
+            <m:oMath>
+              <m:r>
+                <m:rPr>
+                  <m:nor/>
+                  <m:sty m:val="p"/>
+                </m:rPr>
+                <m:t>E</m:t>
+              </m:r>
+              <m:d>
+                <m:dPr>
+                  <m:begChr m:val="["/>
+                  <m:sepChr m:val=""/>
+                  <m:endChr m:val="]"/>
+                  <m:grow/>
+                </m:dPr>
+                <m:e>
+                  <m:sSup>
+                    <m:e>
+                      <m:r>
+                        <m:t>Y</m:t>
+                      </m:r>
+                    </m:e>
+                    <m:sup>
+                      <m:r>
+                        <m:t>a</m:t>
+                      </m:r>
+                      <m:r>
+                        <m:rPr>
+                          <m:sty m:val="p"/>
+                        </m:rPr>
+                        <m:t>=</m:t>
+                      </m:r>
+                      <m:r>
+                        <m:t>1</m:t>
+                      </m:r>
+                    </m:sup>
+                  </m:sSup>
+                  <m:r>
+                    <m:rPr>
+                      <m:sty m:val="p"/>
+                    </m:rPr>
+                    <m:t>−</m:t>
+                  </m:r>
+                  <m:sSup>
+                    <m:e>
+                      <m:r>
+                        <m:t>Y</m:t>
+                      </m:r>
+                    </m:e>
+                    <m:sup>
+                      <m:r>
+                        <m:t>a</m:t>
+                      </m:r>
+                      <m:r>
+                        <m:rPr>
+                          <m:sty m:val="p"/>
+                        </m:rPr>
+                        <m:t>=</m:t>
+                      </m:r>
+                      <m:r>
+                        <m:t>0</m:t>
+                      </m:r>
+                    </m:sup>
+                  </m:sSup>
+                  <m:r>
+                    <m:rPr>
+                      <m:sty m:val="p"/>
+                    </m:rPr>
+                    <m:t>|</m:t>
+                  </m:r>
+                  <m:r>
+                    <m:t>V</m:t>
+                  </m:r>
+                  <m:r>
+                    <m:rPr>
+                      <m:sty m:val="p"/>
+                    </m:rPr>
+                    <m:t>=</m:t>
+                  </m:r>
+                  <m:r>
+                    <m:t>v</m:t>
+                  </m:r>
+                </m:e>
+              </m:d>
+            </m:oMath>
+            <w:r>
+              <w:t xml:space="preserve">.</w:t>
+            </w:r>
+          </w:p>
+          <w:bookmarkEnd w:id="10"/>
+        </w:tc>
+      </w:tr>
+    </w:tbl>
+    <w:bookmarkEnd w:id="11"/>
+    <w:bookmarkStart w:id="13" w:name="effect-modification-depends-on-the-scale"/>
     <w:p>
       <w:pPr>
         <w:pStyle w:val="Heading3"/>
@@ -1323,7 +1368,7 @@
               <w:spacing w:before="16" w:after="64"/>
             </w:pPr>
           </w:p>
-          <w:bookmarkStart w:id="11" w:name="exm-scale-dependent"/>
+          <w:bookmarkStart w:id="12" w:name="exm-scale-dependent"/>
           <w:p>
             <w:pPr>
               <w:pStyle w:val="BodyText"/>
@@ -1898,7 +1943,7 @@
               <w:t xml:space="preserve">There is NO effect modification on the risk ratio scale (effect is 2.0 in both groups).</w:t>
             </w:r>
           </w:p>
-          <w:bookmarkEnd w:id="11"/>
+          <w:bookmarkEnd w:id="12"/>
         </w:tc>
       </w:tr>
     </w:tbl>
@@ -2047,9 +2092,9 @@
         <w:t xml:space="preserve">This highlights that effect modification is not simply a yes/no property, but depends on how we measure effects.</w:t>
       </w:r>
     </w:p>
-    <w:bookmarkEnd w:id="12"/>
     <w:bookmarkEnd w:id="13"/>
-    <w:bookmarkStart w:id="16" w:name="X46607ecdc11307add076e23741c2f62753dfb0a"/>
+    <w:bookmarkEnd w:id="14"/>
+    <w:bookmarkStart w:id="17" w:name="X46607ecdc11307add076e23741c2f62753dfb0a"/>
     <w:p>
       <w:pPr>
         <w:pStyle w:val="Heading2"/>
@@ -2097,7 +2142,7 @@
         <w:t xml:space="preserve">.</w:t>
       </w:r>
     </w:p>
-    <w:bookmarkStart w:id="15" w:name="stratified-analysis"/>
+    <w:bookmarkStart w:id="16" w:name="stratified-analysis"/>
     <w:p>
       <w:pPr>
         <w:pStyle w:val="Heading3"/>
@@ -2231,7 +2276,7 @@
               <w:spacing w:before="16" w:after="64"/>
             </w:pPr>
           </w:p>
-          <w:bookmarkStart w:id="14" w:name="exm-stratification"/>
+          <w:bookmarkStart w:id="15" w:name="exm-stratification"/>
           <w:p>
             <w:pPr>
               <w:pStyle w:val="BodyText"/>
@@ -2804,7 +2849,7 @@
               <w:t xml:space="preserve">, there is effect modification by sex.</w:t>
             </w:r>
           </w:p>
-          <w:bookmarkEnd w:id="14"/>
+          <w:bookmarkEnd w:id="15"/>
         </w:tc>
       </w:tr>
     </w:tbl>
@@ -3001,9 +3046,9 @@
         <w:t xml:space="preserve">: Formal statistical tests can assess whether observed differences across strata are consistent with chance (e.g., interaction tests in regression). However, lack of statistical significance does not mean absence of effect modification—it may simply reflect lack of power.</w:t>
       </w:r>
     </w:p>
-    <w:bookmarkEnd w:id="15"/>
     <w:bookmarkEnd w:id="16"/>
-    <w:bookmarkStart w:id="21" w:name="X062e447729cbacf39795c051707899d6554612d"/>
+    <w:bookmarkEnd w:id="17"/>
+    <w:bookmarkStart w:id="22" w:name="X062e447729cbacf39795c051707899d6554612d"/>
     <w:p>
       <w:pPr>
         <w:pStyle w:val="Heading2"/>
@@ -3027,7 +3072,7 @@
         <w:t xml:space="preserve">Why is identifying effect modification important?</w:t>
       </w:r>
     </w:p>
-    <w:bookmarkStart w:id="17" w:name="improving-precision-of-effect-estimates"/>
+    <w:bookmarkStart w:id="18" w:name="improving-precision-of-effect-estimates"/>
     <w:p>
       <w:pPr>
         <w:pStyle w:val="Heading3"/>
@@ -3044,8 +3089,8 @@
         <w:t xml:space="preserve">If treatment effects vary substantially across subgroups, reporting only an average effect can be misleading. Stratum-specific estimates provide more precise information about who benefits from treatment.</w:t>
       </w:r>
     </w:p>
-    <w:bookmarkEnd w:id="17"/>
-    <w:bookmarkStart w:id="19" w:name="targeting-interventions"/>
+    <w:bookmarkEnd w:id="18"/>
+    <w:bookmarkStart w:id="20" w:name="targeting-interventions"/>
     <w:p>
       <w:pPr>
         <w:pStyle w:val="Heading3"/>
@@ -3132,7 +3177,7 @@
               <w:spacing w:before="16" w:after="64"/>
             </w:pPr>
           </w:p>
-          <w:bookmarkStart w:id="18" w:name="exm-precision-medicine"/>
+          <w:bookmarkStart w:id="19" w:name="exm-precision-medicine"/>
           <w:p>
             <w:pPr>
               <w:pStyle w:val="BodyText"/>
@@ -3212,12 +3257,12 @@
               <w:t xml:space="preserve">.</w:t>
             </w:r>
           </w:p>
-          <w:bookmarkEnd w:id="18"/>
+          <w:bookmarkEnd w:id="19"/>
         </w:tc>
       </w:tr>
     </w:tbl>
-    <w:bookmarkEnd w:id="19"/>
-    <w:bookmarkStart w:id="20" w:name="understanding-mechanisms"/>
+    <w:bookmarkEnd w:id="20"/>
+    <w:bookmarkStart w:id="21" w:name="understanding-mechanisms"/>
     <w:p>
       <w:pPr>
         <w:pStyle w:val="Heading3"/>
@@ -3456,9 +3501,9 @@
         <w:t xml:space="preserve">Additional assumptions (sometimes formalized using mediation analysis, covered in later chapters)</w:t>
       </w:r>
     </w:p>
-    <w:bookmarkEnd w:id="20"/>
     <w:bookmarkEnd w:id="21"/>
-    <w:bookmarkStart w:id="24" w:name="Xab230fe0d04d5552251b612ec67f5bb473d57de"/>
+    <w:bookmarkEnd w:id="22"/>
+    <w:bookmarkStart w:id="26" w:name="Xab230fe0d04d5552251b612ec67f5bb473d57de"/>
     <w:p>
       <w:pPr>
         <w:pStyle w:val="Heading2"/>
@@ -3587,7 +3632,7 @@
               <w:spacing w:before="16" w:after="64"/>
             </w:pPr>
           </w:p>
-          <w:bookmarkStart w:id="22" w:name="def-confounder-vs-modifier"/>
+          <w:bookmarkStart w:id="23" w:name="def-confounder-vs-modifier"/>
           <w:p>
             <w:pPr>
               <w:pStyle w:val="BodyText"/>
@@ -3597,7 +3642,7 @@
                 <w:b/>
                 <w:bCs/>
               </w:rPr>
-              <w:t xml:space="preserve">Definition 2 (Confounder vs. Effect Modifier)</w:t>
+              <w:t xml:space="preserve">Definition 3 (Confounder vs. Effect Modifier)</w:t>
             </w:r>
             <w:r>
               <w:t xml:space="preserve"> </w:t>
@@ -3721,11 +3766,11 @@
               <w:t xml:space="preserve">Neither</w:t>
             </w:r>
           </w:p>
-          <w:bookmarkEnd w:id="22"/>
+          <w:bookmarkEnd w:id="23"/>
         </w:tc>
       </w:tr>
     </w:tbl>
-    <w:bookmarkStart w:id="23" w:name="example-confounder-vs.-modifier"/>
+    <w:bookmarkStart w:id="25" w:name="example-confounder-vs.-modifier"/>
     <w:p>
       <w:pPr>
         <w:pStyle w:val="Heading3"/>
@@ -3849,151 +3894,6 @@
       </w:pPr>
       <w:r>
         <w:t xml:space="preserve">We should report age-specific effects</w:t>
-      </w:r>
-    </w:p>
-    <w:p>
-      <w:pPr>
-        <w:pStyle w:val="FirstParagraph"/>
-      </w:pPr>
-      <w:r>
-        <w:rPr>
-          <w:b/>
-          <w:bCs/>
-        </w:rPr>
-        <w:t xml:space="preserve">Key distinction</w:t>
-      </w:r>
-      <w:r>
-        <w:t xml:space="preserve">:</w:t>
-      </w:r>
-    </w:p>
-    <w:p>
-      <w:pPr>
-        <w:pStyle w:val="Compact"/>
-        <w:numPr>
-          <w:ilvl w:val="0"/>
-          <w:numId w:val="1026"/>
-        </w:numPr>
-      </w:pPr>
-      <w:r>
-        <w:rPr>
-          <w:b/>
-          <w:bCs/>
-        </w:rPr>
-        <w:t xml:space="preserve">Confounding is a bias</w:t>
-      </w:r>
-      <w:r>
-        <w:t xml:space="preserve"> </w:t>
-      </w:r>
-      <w:r>
-        <w:t xml:space="preserve">to be removed through adjustment</w:t>
-      </w:r>
-    </w:p>
-    <w:p>
-      <w:pPr>
-        <w:pStyle w:val="Compact"/>
-        <w:numPr>
-          <w:ilvl w:val="0"/>
-          <w:numId w:val="1026"/>
-        </w:numPr>
-      </w:pPr>
-      <w:r>
-        <w:rPr>
-          <w:b/>
-          <w:bCs/>
-        </w:rPr>
-        <w:t xml:space="preserve">Effect modification is a finding</w:t>
-      </w:r>
-      <w:r>
-        <w:t xml:space="preserve"> </w:t>
-      </w:r>
-      <w:r>
-        <w:t xml:space="preserve">to be reported and understood</w:t>
-      </w:r>
-    </w:p>
-    <w:p>
-      <w:pPr>
-        <w:pStyle w:val="FirstParagraph"/>
-      </w:pPr>
-      <w:r>
-        <w:t xml:space="preserve">When a variable is both a confounder and an effect modifier:</w:t>
-      </w:r>
-      <w:r>
-        <w:t xml:space="preserve"> </w:t>
-      </w:r>
-      <w:r>
-        <w:t xml:space="preserve">1. We must adjust for it to eliminate bias</w:t>
-      </w:r>
-      <w:r>
-        <w:t xml:space="preserve"> </w:t>
-      </w:r>
-      <w:r>
-        <w:t xml:space="preserve">2. We should present stratum-specific effects (not just an overall adjusted effect)</w:t>
-      </w:r>
-    </w:p>
-    <w:p>
-      <w:pPr>
-        <w:pStyle w:val="BodyText"/>
-      </w:pPr>
-      <w:r>
-        <w:rPr>
-          <w:b/>
-          <w:bCs/>
-        </w:rPr>
-        <w:t xml:space="preserve">Common mistake</w:t>
-      </w:r>
-      <w:r>
-        <w:t xml:space="preserve">: Treating an effect modifier as if it were only a confounder, adjusting for it and reporting only an overall effect, thereby obscuring important heterogeneity.</w:t>
-      </w:r>
-    </w:p>
-    <w:bookmarkEnd w:id="23"/>
-    <w:bookmarkEnd w:id="24"/>
-    <w:bookmarkStart w:id="29" w:name="X8a25e28d951df70188c481779aaa8c451166716"/>
-    <w:p>
-      <w:pPr>
-        <w:pStyle w:val="Heading2"/>
-      </w:pPr>
-      <w:r>
-        <w:t xml:space="preserve">5 4.5 Matching as Another Form of Adjustment (pp. 43-45)</w:t>
-      </w:r>
-    </w:p>
-    <w:p>
-      <w:r>
-        <w:pict>
-          <v:rect style="width:0;height:1.5pt" o:hralign="center" o:hrstd="t" o:hr="t"/>
-        </w:pict>
-      </w:r>
-    </w:p>
-    <w:p>
-      <w:pPr>
-        <w:pStyle w:val="FirstParagraph"/>
-      </w:pPr>
-      <w:r>
-        <w:t xml:space="preserve">In addition to stratification,</w:t>
-      </w:r>
-      <w:r>
-        <w:t xml:space="preserve"> </w:t>
-      </w:r>
-      <w:r>
-        <w:rPr>
-          <w:b/>
-          <w:bCs/>
-        </w:rPr>
-        <w:t xml:space="preserve">matching</w:t>
-      </w:r>
-      <w:r>
-        <w:t xml:space="preserve"> </w:t>
-      </w:r>
-      <w:r>
-        <w:t xml:space="preserve">is another method for adjustment that can also reveal effect modification.</w:t>
-      </w:r>
-    </w:p>
-    <w:bookmarkStart w:id="27" w:name="matching-methods"/>
-    <w:p>
-      <w:pPr>
-        <w:pStyle w:val="Heading3"/>
-      </w:pPr>
-      <w:r>
-        <w:t xml:space="preserve">5.1 Matching Methods</w:t>
       </w:r>
     </w:p>
     <w:tbl>
@@ -4030,7 +3930,7 @@
               <w:spacing w:before="16" w:after="64"/>
             </w:pPr>
           </w:p>
-          <w:bookmarkStart w:id="25" w:name="def-matching"/>
+          <w:bookmarkStart w:id="24" w:name="X0c269600e91d3c281cb9679e291821ce8896993"/>
           <w:p>
             <w:pPr>
               <w:pStyle w:val="BodyText"/>
@@ -4040,141 +3940,147 @@
                 <w:b/>
                 <w:bCs/>
               </w:rPr>
-              <w:t xml:space="preserve">Definition 3 (Matching)</w:t>
+              <w:t xml:space="preserve">Definition 4 (Confounding as Bias, Effect Modification as Finding)</w:t>
             </w:r>
             <w:r>
               <w:t xml:space="preserve"> </w:t>
             </w:r>
+            <w:r>
+              <w:t xml:space="preserve"> </w:t>
+            </w:r>
+          </w:p>
+          <w:p>
+            <w:pPr>
+              <w:pStyle w:val="Compact"/>
+              <w:numPr>
+                <w:ilvl w:val="0"/>
+                <w:numId w:val="1026"/>
+              </w:numPr>
+            </w:pPr>
             <w:r>
               <w:rPr>
                 <w:b/>
                 <w:bCs/>
               </w:rPr>
-              <w:t xml:space="preserve">Matching</w:t>
+              <w:t xml:space="preserve">Confounding is a bias</w:t>
             </w:r>
             <w:r>
               <w:t xml:space="preserve"> </w:t>
             </w:r>
             <w:r>
-              <w:t xml:space="preserve">creates treatment and control groups that are similar with respect to measured covariates</w:t>
+              <w:t xml:space="preserve">to be removed through adjustment.</w:t>
+            </w:r>
+          </w:p>
+          <w:p>
+            <w:pPr>
+              <w:pStyle w:val="Compact"/>
+              <w:numPr>
+                <w:ilvl w:val="0"/>
+                <w:numId w:val="1026"/>
+              </w:numPr>
+            </w:pPr>
+            <w:r>
+              <w:rPr>
+                <w:b/>
+                <w:bCs/>
+              </w:rPr>
+              <w:t xml:space="preserve">Effect modification is a finding</w:t>
             </w:r>
             <w:r>
               <w:t xml:space="preserve"> </w:t>
             </w:r>
-            <m:oMath>
-              <m:r>
-                <m:t>L</m:t>
-              </m:r>
-            </m:oMath>
-            <w:r>
-              <w:t xml:space="preserve">.</w:t>
+            <w:r>
+              <w:t xml:space="preserve">to be reported and understood.</w:t>
             </w:r>
           </w:p>
-          <w:bookmarkEnd w:id="25"/>
+          <w:bookmarkEnd w:id="24"/>
         </w:tc>
       </w:tr>
     </w:tbl>
     <w:p>
       <w:pPr>
+        <w:pStyle w:val="FirstParagraph"/>
+      </w:pPr>
+      <w:r>
+        <w:t xml:space="preserve">When a variable is both a confounder and an effect modifier:</w:t>
+      </w:r>
+      <w:r>
+        <w:t xml:space="preserve"> </w:t>
+      </w:r>
+      <w:r>
+        <w:t xml:space="preserve">1. We must adjust for it to eliminate bias</w:t>
+      </w:r>
+      <w:r>
+        <w:t xml:space="preserve"> </w:t>
+      </w:r>
+      <w:r>
+        <w:t xml:space="preserve">2. We should present stratum-specific effects (not just an overall adjusted effect)</w:t>
+      </w:r>
+    </w:p>
+    <w:p>
+      <w:pPr>
         <w:pStyle w:val="BodyText"/>
-      </w:pPr>
-      <w:ins w:id="98" w:author="PR Preview" w:date="2024-01-01T00:00:00Z">
-        <w:r>
-          <w:t xml:space="preserve">Common approaches:</w:t>
-        </w:r>
-      </w:ins>
-    </w:p>
-    <w:p>
-      <w:pPr>
-        <w:pStyle w:val="Compact"/>
-        <w:numPr>
-          <w:ilvl w:val="0"/>
-          <w:numId w:val="1027"/>
-        </w:numPr>
       </w:pPr>
       <w:r>
         <w:rPr>
           <w:b/>
           <w:bCs/>
         </w:rPr>
-        <w:t xml:space="preserve">Individual matching</w:t>
-      </w:r>
-      <w:r>
-        <w:t xml:space="preserve">: For each treated individual, find one (or more) untreated individuals with similar values of</w:t>
-      </w:r>
-      <w:r>
-        <w:t xml:space="preserve"> </w:t>
-      </w:r>
-      <m:oMath>
-        <m:r>
-          <m:t>L</m:t>
-        </m:r>
-      </m:oMath>
-    </w:p>
-    <w:p>
-      <w:pPr>
-        <w:pStyle w:val="Compact"/>
-        <w:numPr>
-          <w:ilvl w:val="0"/>
-          <w:numId w:val="1027"/>
-        </w:numPr>
-      </w:pPr>
+        <w:t xml:space="preserve">Common mistake</w:t>
+      </w:r>
+      <w:r>
+        <w:t xml:space="preserve">: Treating an effect modifier as if it were only a confounder, adjusting for it and reporting only an overall effect, thereby obscuring important heterogeneity.</w:t>
+      </w:r>
+    </w:p>
+    <w:bookmarkEnd w:id="25"/>
+    <w:bookmarkEnd w:id="26"/>
+    <w:bookmarkStart w:id="31" w:name="X8a25e28d951df70188c481779aaa8c451166716"/>
+    <w:p>
+      <w:pPr>
+        <w:pStyle w:val="Heading2"/>
+      </w:pPr>
+      <w:r>
+        <w:t xml:space="preserve">5 4.5 Matching as Another Form of Adjustment (pp. 43-45)</w:t>
+      </w:r>
+    </w:p>
+    <w:p>
+      <w:r>
+        <w:pict>
+          <v:rect style="width:0;height:1.5pt" o:hralign="center" o:hrstd="t" o:hr="t"/>
+        </w:pict>
+      </w:r>
+    </w:p>
+    <w:p>
+      <w:pPr>
+        <w:pStyle w:val="FirstParagraph"/>
+      </w:pPr>
+      <w:r>
+        <w:t xml:space="preserve">In addition to stratification,</w:t>
+      </w:r>
+      <w:r>
+        <w:t xml:space="preserve"> </w:t>
+      </w:r>
       <w:r>
         <w:rPr>
           <w:b/>
           <w:bCs/>
         </w:rPr>
-        <w:t xml:space="preserve">Caliper matching</w:t>
-      </w:r>
-      <w:r>
-        <w:t xml:space="preserve">: Match treated and untreated individuals whose</w:t>
-      </w:r>
-      <w:r>
-        <w:t xml:space="preserve"> </w:t>
-      </w:r>
-      <m:oMath>
-        <m:r>
-          <m:t>L</m:t>
-        </m:r>
-      </m:oMath>
-      <w:r>
-        <w:t xml:space="preserve"> </w:t>
-      </w:r>
-      <w:r>
-        <w:t xml:space="preserve">values are within some distance threshold</w:t>
-      </w:r>
-    </w:p>
-    <w:p>
-      <w:pPr>
-        <w:pStyle w:val="Compact"/>
-        <w:numPr>
-          <w:ilvl w:val="0"/>
-          <w:numId w:val="1027"/>
-        </w:numPr>
-      </w:pPr>
-      <w:r>
-        <w:rPr>
-          <w:b/>
-          <w:bCs/>
-        </w:rPr>
-        <w:t xml:space="preserve">Propensity score matching</w:t>
-      </w:r>
-      <w:r>
-        <w:t xml:space="preserve">: Match on the probability of treatment given</w:t>
-      </w:r>
-      <w:r>
-        <w:t xml:space="preserve"> </w:t>
-      </w:r>
-      <m:oMath>
-        <m:r>
-          <m:t>L</m:t>
-        </m:r>
-      </m:oMath>
-      <w:r>
-        <w:t xml:space="preserve"> </w:t>
-      </w:r>
-      <w:r>
-        <w:t xml:space="preserve">(covered in Chapter 15)</w:t>
+        <w:t xml:space="preserve">matching</w:t>
+      </w:r>
+      <w:r>
+        <w:t xml:space="preserve"> </w:t>
+      </w:r>
+      <w:r>
+        <w:t xml:space="preserve">is another method for adjustment that can also reveal effect modification.</w:t>
+      </w:r>
+    </w:p>
+    <w:bookmarkStart w:id="29" w:name="matching-methods"/>
+    <w:p>
+      <w:pPr>
+        <w:pStyle w:val="Heading3"/>
+      </w:pPr>
+      <w:r>
+        <w:t xml:space="preserve">5.1 Matching Methods</w:t>
       </w:r>
     </w:p>
     <w:tbl>
@@ -4211,7 +4117,7 @@
               <w:spacing w:before="16" w:after="64"/>
             </w:pPr>
           </w:p>
-          <w:bookmarkStart w:id="26" w:name="exm-matching"/>
+          <w:bookmarkStart w:id="27" w:name="def-matching"/>
           <w:p>
             <w:pPr>
               <w:pStyle w:val="BodyText"/>
@@ -4221,402 +4127,67 @@
                 <w:b/>
                 <w:bCs/>
               </w:rPr>
-              <w:t xml:space="preserve">Example 4 (Matching Example)</w:t>
+              <w:t xml:space="preserve">Definition 5 (Matching)</w:t>
             </w:r>
             <w:r>
               <w:t xml:space="preserve"> </w:t>
             </w:r>
             <w:r>
-              <w:t xml:space="preserve">Suppose we want to study the effect of smoking on lung cancer. We:</w:t>
+              <w:rPr>
+                <w:b/>
+                <w:bCs/>
+              </w:rPr>
+              <w:t xml:space="preserve">Matching</w:t>
             </w:r>
             <w:r>
               <w:t xml:space="preserve"> </w:t>
             </w:r>
             <w:r>
-              <w:t xml:space="preserve">1. Identify 1000 smokers</w:t>
+              <w:t xml:space="preserve">creates treatment and control groups that are similar with respect to measured covariates</w:t>
             </w:r>
             <w:r>
               <w:t xml:space="preserve"> </w:t>
             </w:r>
-            <w:r>
-              <w:t xml:space="preserve">2. For each smoker, find a non-smoker matched on age, sex, occupation, and family history</w:t>
-            </w:r>
-            <w:r>
-              <w:t xml:space="preserve"> </w:t>
-            </w:r>
-            <w:r>
-              <w:t xml:space="preserve">3. Compare lung cancer rates in smokers vs. their matched non-smokers</w:t>
+            <m:oMath>
+              <m:r>
+                <m:t>L</m:t>
+              </m:r>
+            </m:oMath>
+            <w:r>
+              <w:t xml:space="preserve">.</w:t>
             </w:r>
           </w:p>
-          <w:p>
-            <w:pPr>
-              <w:pStyle w:val="BodyText"/>
-            </w:pPr>
-            <w:r>
-              <w:t xml:space="preserve">If matching successfully balances confounders, the comparison estimates the causal effect.</w:t>
-            </w:r>
-          </w:p>
-          <w:bookmarkEnd w:id="26"/>
+          <w:bookmarkEnd w:id="27"/>
         </w:tc>
       </w:tr>
     </w:tbl>
-    <w:bookmarkEnd w:id="27"/>
-    <w:bookmarkStart w:id="28" w:name="matching-and-effect-modification"/>
-    <w:p>
-      <w:pPr>
-        <w:pStyle w:val="Heading3"/>
-      </w:pPr>
-      <w:r>
-        <w:t xml:space="preserve">5.2 Matching and Effect Modification</w:t>
-      </w:r>
-    </w:p>
-    <w:p>
-      <w:pPr>
-        <w:pStyle w:val="FirstParagraph"/>
-      </w:pPr>
-      <w:r>
-        <w:t xml:space="preserve">Like stratification, matching can identify effect modification:</w:t>
-      </w:r>
+    <w:p>
+      <w:pPr>
+        <w:pStyle w:val="BodyText"/>
+      </w:pPr>
+      <w:ins w:id="94" w:author="PR Preview" w:date="2024-01-01T00:00:00Z">
+        <w:r>
+          <w:t xml:space="preserve">Common approaches:</w:t>
+        </w:r>
+      </w:ins>
     </w:p>
     <w:p>
       <w:pPr>
         <w:pStyle w:val="Compact"/>
         <w:numPr>
           <w:ilvl w:val="0"/>
-          <w:numId w:val="1028"/>
+          <w:numId w:val="1027"/>
         </w:numPr>
-      </w:pPr>
-      <w:r>
-        <w:t xml:space="preserve">Match separately within subgroups defined by</w:t>
-      </w:r>
-      <w:r>
-        <w:t xml:space="preserve"> </w:t>
-      </w:r>
-      <m:oMath>
-        <m:r>
-          <m:t>V</m:t>
-        </m:r>
-      </m:oMath>
-    </w:p>
-    <w:p>
-      <w:pPr>
-        <w:pStyle w:val="Compact"/>
-        <w:numPr>
-          <w:ilvl w:val="0"/>
-          <w:numId w:val="1028"/>
-        </w:numPr>
-      </w:pPr>
-      <w:r>
-        <w:t xml:space="preserve">Estimate effects within each subgroup</w:t>
-      </w:r>
-    </w:p>
-    <w:p>
-      <w:pPr>
-        <w:pStyle w:val="Compact"/>
-        <w:numPr>
-          <w:ilvl w:val="0"/>
-          <w:numId w:val="1028"/>
-        </w:numPr>
-      </w:pPr>
-      <w:r>
-        <w:t xml:space="preserve">Compare effects across subgroups</w:t>
-      </w:r>
-    </w:p>
-    <w:p>
-      <w:pPr>
-        <w:pStyle w:val="FirstParagraph"/>
       </w:pPr>
       <w:r>
         <w:rPr>
           <w:b/>
           <w:bCs/>
         </w:rPr>
-        <w:t xml:space="preserve">Matching vs. Stratification</w:t>
-      </w:r>
-      <w:r>
-        <w:t xml:space="preserve">:</w:t>
-      </w:r>
-    </w:p>
-    <w:p>
-      <w:pPr>
-        <w:pStyle w:val="BodyText"/>
-      </w:pPr>
-      <w:r>
-        <w:rPr>
-          <w:b/>
-          <w:bCs/>
-        </w:rPr>
-        <w:t xml:space="preserve">Similarities</w:t>
-      </w:r>
-      <w:r>
-        <w:t xml:space="preserve">:</w:t>
-      </w:r>
-    </w:p>
-    <w:p>
-      <w:pPr>
-        <w:pStyle w:val="Compact"/>
-        <w:numPr>
-          <w:ilvl w:val="0"/>
-          <w:numId w:val="1029"/>
-        </w:numPr>
-      </w:pPr>
-      <w:r>
-        <w:t xml:space="preserve">Both create comparable treatment and control groups</w:t>
-      </w:r>
-    </w:p>
-    <w:p>
-      <w:pPr>
-        <w:pStyle w:val="Compact"/>
-        <w:numPr>
-          <w:ilvl w:val="0"/>
-          <w:numId w:val="1029"/>
-        </w:numPr>
-      </w:pPr>
-      <w:r>
-        <w:t xml:space="preserve">Both can identify effect modification</w:t>
-      </w:r>
-    </w:p>
-    <w:p>
-      <w:pPr>
-        <w:pStyle w:val="Compact"/>
-        <w:numPr>
-          <w:ilvl w:val="0"/>
-          <w:numId w:val="1029"/>
-        </w:numPr>
-      </w:pPr>
-      <w:r>
-        <w:t xml:space="preserve">Both can eliminate confounding</w:t>
-      </w:r>
-    </w:p>
-    <w:p>
-      <w:pPr>
-        <w:pStyle w:val="FirstParagraph"/>
-      </w:pPr>
-      <w:r>
-        <w:rPr>
-          <w:b/>
-          <w:bCs/>
-        </w:rPr>
-        <w:t xml:space="preserve">Differences</w:t>
-      </w:r>
-      <w:r>
-        <w:t xml:space="preserve">:</w:t>
-      </w:r>
-    </w:p>
-    <w:p>
-      <w:pPr>
-        <w:pStyle w:val="Compact"/>
-        <w:numPr>
-          <w:ilvl w:val="0"/>
-          <w:numId w:val="1030"/>
-        </w:numPr>
-      </w:pPr>
-      <w:r>
-        <w:rPr>
-          <w:b/>
-          <w:bCs/>
-        </w:rPr>
-        <w:t xml:space="preserve">Stratification</w:t>
-      </w:r>
-      <w:r>
-        <w:t xml:space="preserve"> </w:t>
-      </w:r>
-      <w:r>
-        <w:t xml:space="preserve">uses all data, dividing into non-overlapping strata</w:t>
-      </w:r>
-    </w:p>
-    <w:p>
-      <w:pPr>
-        <w:pStyle w:val="Compact"/>
-        <w:numPr>
-          <w:ilvl w:val="0"/>
-          <w:numId w:val="1030"/>
-        </w:numPr>
-      </w:pPr>
-      <w:r>
-        <w:rPr>
-          <w:b/>
-          <w:bCs/>
-        </w:rPr>
-        <w:t xml:space="preserve">Matching</w:t>
-      </w:r>
-      <w:r>
-        <w:t xml:space="preserve"> </w:t>
-      </w:r>
-      <w:r>
-        <w:t xml:space="preserve">may discard data (unmatched individuals), creating matched pairs/sets</w:t>
-      </w:r>
-    </w:p>
-    <w:p>
-      <w:pPr>
-        <w:pStyle w:val="Compact"/>
-        <w:numPr>
-          <w:ilvl w:val="0"/>
-          <w:numId w:val="1030"/>
-        </w:numPr>
-      </w:pPr>
-      <w:r>
-        <w:rPr>
-          <w:b/>
-          <w:bCs/>
-        </w:rPr>
-        <w:t xml:space="preserve">Matching</w:t>
-      </w:r>
-      <w:r>
-        <w:t xml:space="preserve"> </w:t>
-      </w:r>
-      <w:r>
-        <w:t xml:space="preserve">can be more efficient when controls far outnumber treated individuals</w:t>
-      </w:r>
-    </w:p>
-    <w:p>
-      <w:pPr>
-        <w:pStyle w:val="Compact"/>
-        <w:numPr>
-          <w:ilvl w:val="0"/>
-          <w:numId w:val="1030"/>
-        </w:numPr>
-      </w:pPr>
-      <w:r>
-        <w:rPr>
-          <w:b/>
-          <w:bCs/>
-        </w:rPr>
-        <w:t xml:space="preserve">Stratification</w:t>
-      </w:r>
-      <w:r>
-        <w:t xml:space="preserve"> </w:t>
-      </w:r>
-      <w:r>
-        <w:t xml:space="preserve">is conceptually simpler and more transparent</w:t>
-      </w:r>
-    </w:p>
-    <w:p>
-      <w:pPr>
-        <w:pStyle w:val="FirstParagraph"/>
-      </w:pPr>
-      <w:r>
-        <w:rPr>
-          <w:b/>
-          <w:bCs/>
-        </w:rPr>
-        <w:t xml:space="preserve">Modern approach</w:t>
-      </w:r>
-      <w:r>
-        <w:t xml:space="preserve">: Matching has largely been superseded by more flexible methods like:</w:t>
-      </w:r>
-    </w:p>
-    <w:p>
-      <w:pPr>
-        <w:pStyle w:val="Compact"/>
-        <w:numPr>
-          <w:ilvl w:val="0"/>
-          <w:numId w:val="1031"/>
-        </w:numPr>
-      </w:pPr>
-      <w:r>
-        <w:t xml:space="preserve">Regression adjustment</w:t>
-      </w:r>
-    </w:p>
-    <w:p>
-      <w:pPr>
-        <w:pStyle w:val="Compact"/>
-        <w:numPr>
-          <w:ilvl w:val="0"/>
-          <w:numId w:val="1031"/>
-        </w:numPr>
-      </w:pPr>
-      <w:r>
-        <w:t xml:space="preserve">Inverse probability weighting (Chapter 12)</w:t>
-      </w:r>
-    </w:p>
-    <w:p>
-      <w:pPr>
-        <w:pStyle w:val="Compact"/>
-        <w:numPr>
-          <w:ilvl w:val="0"/>
-          <w:numId w:val="1031"/>
-        </w:numPr>
-      </w:pPr>
-      <w:r>
-        <w:t xml:space="preserve">Propensity score methods (Chapter 15)</w:t>
-      </w:r>
-    </w:p>
-    <w:p>
-      <w:pPr>
-        <w:pStyle w:val="FirstParagraph"/>
-      </w:pPr>
-      <w:r>
-        <w:t xml:space="preserve">However, matching is still useful pedagogically and in certain applications (e.g., case-control studies in epidemiology).</w:t>
-      </w:r>
-    </w:p>
-    <w:bookmarkEnd w:id="28"/>
-    <w:bookmarkEnd w:id="29"/>
-    <w:bookmarkStart w:id="33" w:name="X1d7baeead2f601b93c00c35e7d7d066dc1729fa"/>
-    <w:p>
-      <w:pPr>
-        <w:pStyle w:val="Heading2"/>
-      </w:pPr>
-      <w:r>
-        <w:t xml:space="preserve">6 4.6 Effect Modification and Adjustment Methods (pp. 45-46)</w:t>
-      </w:r>
-    </w:p>
-    <w:p>
-      <w:r>
-        <w:pict>
-          <v:rect style="width:0;height:1.5pt" o:hralign="center" o:hrstd="t" o:hr="t"/>
-        </w:pict>
-      </w:r>
-    </w:p>
-    <w:p>
-      <w:pPr>
-        <w:pStyle w:val="FirstParagraph"/>
-      </w:pPr>
-      <w:r>
-        <w:t xml:space="preserve">When both confounding and effect modification are present, we need methods that can:</w:t>
-      </w:r>
-      <w:r>
-        <w:t xml:space="preserve"> </w:t>
-      </w:r>
-      <w:r>
-        <w:t xml:space="preserve">1. Adjust for confounders</w:t>
-      </w:r>
-      <w:r>
-        <w:t xml:space="preserve"> </w:t>
-      </w:r>
-      <w:r>
-        <w:t xml:space="preserve">2. Allow treatment effects to vary across modifiers</w:t>
-      </w:r>
-    </w:p>
-    <w:bookmarkStart w:id="31" w:name="stratification-with-confounding"/>
-    <w:p>
-      <w:pPr>
-        <w:pStyle w:val="Heading3"/>
-      </w:pPr>
-      <w:r>
-        <w:t xml:space="preserve">6.1 Stratification with Confounding</w:t>
-      </w:r>
-    </w:p>
-    <w:p>
-      <w:pPr>
-        <w:pStyle w:val="FirstParagraph"/>
-      </w:pPr>
-      <w:r>
-        <w:t xml:space="preserve">If</w:t>
-      </w:r>
-      <w:r>
-        <w:t xml:space="preserve"> </w:t>
-      </w:r>
-      <m:oMath>
-        <m:r>
-          <m:t>V</m:t>
-        </m:r>
-      </m:oMath>
-      <w:r>
-        <w:t xml:space="preserve"> </w:t>
-      </w:r>
-      <w:r>
-        <w:t xml:space="preserve">is both a confounder and effect modifier, simple stratification may not suffice if there are additional confounders</w:t>
+        <w:t xml:space="preserve">Individual matching</w:t>
+      </w:r>
+      <w:r>
+        <w:t xml:space="preserve">: For each treated individual, find one (or more) untreated individuals with similar values of</w:t>
       </w:r>
       <w:r>
         <w:t xml:space="preserve"> </w:t>
@@ -4626,23 +4197,24 @@
           <m:t>L</m:t>
         </m:r>
       </m:oMath>
-      <w:r>
-        <w:t xml:space="preserve">.</w:t>
-      </w:r>
-    </w:p>
-    <w:p>
-      <w:pPr>
-        <w:pStyle w:val="BodyText"/>
+    </w:p>
+    <w:p>
+      <w:pPr>
+        <w:pStyle w:val="Compact"/>
+        <w:numPr>
+          <w:ilvl w:val="0"/>
+          <w:numId w:val="1027"/>
+        </w:numPr>
       </w:pPr>
       <w:r>
         <w:rPr>
           <w:b/>
           <w:bCs/>
         </w:rPr>
-        <w:t xml:space="preserve">Solution</w:t>
-      </w:r>
-      <w:r>
-        <w:t xml:space="preserve">: Adjust for</w:t>
+        <w:t xml:space="preserve">Caliper matching</w:t>
+      </w:r>
+      <w:r>
+        <w:t xml:space="preserve">: Match treated and untreated individuals whose</w:t>
       </w:r>
       <w:r>
         <w:t xml:space="preserve"> </w:t>
@@ -4656,18 +4228,7 @@
         <w:t xml:space="preserve"> </w:t>
       </w:r>
       <w:r>
-        <w:t xml:space="preserve">within each stratum of</w:t>
-      </w:r>
-      <w:r>
-        <w:t xml:space="preserve"> </w:t>
-      </w:r>
-      <m:oMath>
-        <m:r>
-          <m:t>V</m:t>
-        </m:r>
-      </m:oMath>
-      <w:r>
-        <w:t xml:space="preserve">. This can be done via:</w:t>
+        <w:t xml:space="preserve">values are within some distance threshold</w:t>
       </w:r>
     </w:p>
     <w:p>
@@ -4675,7 +4236,7 @@
         <w:pStyle w:val="Compact"/>
         <w:numPr>
           <w:ilvl w:val="0"/>
-          <w:numId w:val="1032"/>
+          <w:numId w:val="1027"/>
         </w:numPr>
       </w:pPr>
       <w:r>
@@ -4683,39 +4244,12 @@
           <w:b/>
           <w:bCs/>
         </w:rPr>
-        <w:t xml:space="preserve">Stratification on both</w:t>
-      </w:r>
-      <w:r>
-        <w:rPr>
-          <w:b/>
-          <w:bCs/>
-        </w:rPr>
-        <w:t xml:space="preserve"> </w:t>
-      </w:r>
-      <m:oMath>
-        <m:r>
-          <m:t>V</m:t>
-        </m:r>
-      </m:oMath>
-      <w:r>
-        <w:rPr>
-          <w:b/>
-          <w:bCs/>
-        </w:rPr>
-        <w:t xml:space="preserve"> </w:t>
-      </w:r>
-      <w:r>
-        <w:rPr>
-          <w:b/>
-          <w:bCs/>
-        </w:rPr>
-        <w:t xml:space="preserve">and</w:t>
-      </w:r>
-      <w:r>
-        <w:rPr>
-          <w:b/>
-          <w:bCs/>
-        </w:rPr>
+        <w:t xml:space="preserve">Propensity score matching</w:t>
+      </w:r>
+      <w:r>
+        <w:t xml:space="preserve">: Match on the probability of treatment given</w:t>
+      </w:r>
+      <w:r>
         <w:t xml:space="preserve"> </w:t>
       </w:r>
       <m:oMath>
@@ -4724,67 +4258,10 @@
         </m:r>
       </m:oMath>
       <w:r>
-        <w:t xml:space="preserve">: Creates many narrow strata</w:t>
-      </w:r>
-    </w:p>
-    <w:p>
-      <w:pPr>
-        <w:pStyle w:val="Compact"/>
-        <w:numPr>
-          <w:ilvl w:val="0"/>
-          <w:numId w:val="1032"/>
-        </w:numPr>
-      </w:pPr>
-      <w:r>
-        <w:rPr>
-          <w:b/>
-          <w:bCs/>
-        </w:rPr>
-        <w:t xml:space="preserve">Regression within strata</w:t>
-      </w:r>
-      <w:r>
-        <w:t xml:space="preserve">: Fit separate regression models for each level of</w:t>
-      </w:r>
-      <w:r>
-        <w:t xml:space="preserve"> </w:t>
-      </w:r>
-      <m:oMath>
-        <m:r>
-          <m:t>V</m:t>
-        </m:r>
-      </m:oMath>
-    </w:p>
-    <w:p>
-      <w:pPr>
-        <w:pStyle w:val="Compact"/>
-        <w:numPr>
-          <w:ilvl w:val="0"/>
-          <w:numId w:val="1032"/>
-        </w:numPr>
-      </w:pPr>
-      <w:r>
-        <w:rPr>
-          <w:b/>
-          <w:bCs/>
-        </w:rPr>
-        <w:t xml:space="preserve">Inverse probability weighting within strata</w:t>
-      </w:r>
-      <w:r>
-        <w:t xml:space="preserve">: Weight by propensity score within each</w:t>
-      </w:r>
-      <w:r>
-        <w:t xml:space="preserve"> </w:t>
-      </w:r>
-      <m:oMath>
-        <m:r>
-          <m:t>V</m:t>
-        </m:r>
-      </m:oMath>
-      <w:r>
-        <w:t xml:space="preserve"> </w:t>
-      </w:r>
-      <w:r>
-        <w:t xml:space="preserve">stratum</w:t>
+        <w:t xml:space="preserve"> </w:t>
+      </w:r>
+      <w:r>
+        <w:t xml:space="preserve">(covered in Chapter 15)</w:t>
       </w:r>
     </w:p>
     <w:tbl>
@@ -4821,7 +4298,617 @@
               <w:spacing w:before="16" w:after="64"/>
             </w:pPr>
           </w:p>
-          <w:bookmarkStart w:id="30" w:name="exm-stratification-with-confounding"/>
+          <w:bookmarkStart w:id="28" w:name="exm-matching"/>
+          <w:p>
+            <w:pPr>
+              <w:pStyle w:val="BodyText"/>
+            </w:pPr>
+            <w:r>
+              <w:rPr>
+                <w:b/>
+                <w:bCs/>
+              </w:rPr>
+              <w:t xml:space="preserve">Example 4 (Matching Example)</w:t>
+            </w:r>
+            <w:r>
+              <w:t xml:space="preserve"> </w:t>
+            </w:r>
+            <w:r>
+              <w:t xml:space="preserve">Suppose we want to study the effect of smoking on lung cancer. We:</w:t>
+            </w:r>
+            <w:r>
+              <w:t xml:space="preserve"> </w:t>
+            </w:r>
+            <w:r>
+              <w:t xml:space="preserve">1. Identify 1000 smokers</w:t>
+            </w:r>
+            <w:r>
+              <w:t xml:space="preserve"> </w:t>
+            </w:r>
+            <w:r>
+              <w:t xml:space="preserve">2. For each smoker, find a non-smoker matched on age, sex, occupation, and family history</w:t>
+            </w:r>
+            <w:r>
+              <w:t xml:space="preserve"> </w:t>
+            </w:r>
+            <w:r>
+              <w:t xml:space="preserve">3. Compare lung cancer rates in smokers vs. their matched non-smokers</w:t>
+            </w:r>
+          </w:p>
+          <w:p>
+            <w:pPr>
+              <w:pStyle w:val="BodyText"/>
+            </w:pPr>
+            <w:r>
+              <w:t xml:space="preserve">If matching successfully balances confounders, the comparison estimates the causal effect.</w:t>
+            </w:r>
+          </w:p>
+          <w:bookmarkEnd w:id="28"/>
+        </w:tc>
+      </w:tr>
+    </w:tbl>
+    <w:bookmarkEnd w:id="29"/>
+    <w:bookmarkStart w:id="30" w:name="matching-and-effect-modification"/>
+    <w:p>
+      <w:pPr>
+        <w:pStyle w:val="Heading3"/>
+      </w:pPr>
+      <w:r>
+        <w:t xml:space="preserve">5.2 Matching and Effect Modification</w:t>
+      </w:r>
+    </w:p>
+    <w:p>
+      <w:pPr>
+        <w:pStyle w:val="FirstParagraph"/>
+      </w:pPr>
+      <w:r>
+        <w:t xml:space="preserve">Like stratification, matching can identify effect modification:</w:t>
+      </w:r>
+    </w:p>
+    <w:p>
+      <w:pPr>
+        <w:pStyle w:val="Compact"/>
+        <w:numPr>
+          <w:ilvl w:val="0"/>
+          <w:numId w:val="1028"/>
+        </w:numPr>
+      </w:pPr>
+      <w:r>
+        <w:t xml:space="preserve">Match separately within subgroups defined by</w:t>
+      </w:r>
+      <w:r>
+        <w:t xml:space="preserve"> </w:t>
+      </w:r>
+      <m:oMath>
+        <m:r>
+          <m:t>V</m:t>
+        </m:r>
+      </m:oMath>
+    </w:p>
+    <w:p>
+      <w:pPr>
+        <w:pStyle w:val="Compact"/>
+        <w:numPr>
+          <w:ilvl w:val="0"/>
+          <w:numId w:val="1028"/>
+        </w:numPr>
+      </w:pPr>
+      <w:r>
+        <w:t xml:space="preserve">Estimate effects within each subgroup</w:t>
+      </w:r>
+    </w:p>
+    <w:p>
+      <w:pPr>
+        <w:pStyle w:val="Compact"/>
+        <w:numPr>
+          <w:ilvl w:val="0"/>
+          <w:numId w:val="1028"/>
+        </w:numPr>
+      </w:pPr>
+      <w:r>
+        <w:t xml:space="preserve">Compare effects across subgroups</w:t>
+      </w:r>
+    </w:p>
+    <w:p>
+      <w:pPr>
+        <w:pStyle w:val="FirstParagraph"/>
+      </w:pPr>
+      <w:r>
+        <w:rPr>
+          <w:b/>
+          <w:bCs/>
+        </w:rPr>
+        <w:t xml:space="preserve">Matching vs. Stratification</w:t>
+      </w:r>
+      <w:r>
+        <w:t xml:space="preserve">:</w:t>
+      </w:r>
+    </w:p>
+    <w:p>
+      <w:pPr>
+        <w:pStyle w:val="BodyText"/>
+      </w:pPr>
+      <w:r>
+        <w:rPr>
+          <w:b/>
+          <w:bCs/>
+        </w:rPr>
+        <w:t xml:space="preserve">Similarities</w:t>
+      </w:r>
+      <w:r>
+        <w:t xml:space="preserve">:</w:t>
+      </w:r>
+    </w:p>
+    <w:p>
+      <w:pPr>
+        <w:pStyle w:val="Compact"/>
+        <w:numPr>
+          <w:ilvl w:val="0"/>
+          <w:numId w:val="1029"/>
+        </w:numPr>
+      </w:pPr>
+      <w:r>
+        <w:t xml:space="preserve">Both create comparable treatment and control groups</w:t>
+      </w:r>
+    </w:p>
+    <w:p>
+      <w:pPr>
+        <w:pStyle w:val="Compact"/>
+        <w:numPr>
+          <w:ilvl w:val="0"/>
+          <w:numId w:val="1029"/>
+        </w:numPr>
+      </w:pPr>
+      <w:r>
+        <w:t xml:space="preserve">Both can identify effect modification</w:t>
+      </w:r>
+    </w:p>
+    <w:p>
+      <w:pPr>
+        <w:pStyle w:val="Compact"/>
+        <w:numPr>
+          <w:ilvl w:val="0"/>
+          <w:numId w:val="1029"/>
+        </w:numPr>
+      </w:pPr>
+      <w:r>
+        <w:t xml:space="preserve">Both can eliminate confounding</w:t>
+      </w:r>
+    </w:p>
+    <w:p>
+      <w:pPr>
+        <w:pStyle w:val="FirstParagraph"/>
+      </w:pPr>
+      <w:r>
+        <w:rPr>
+          <w:b/>
+          <w:bCs/>
+        </w:rPr>
+        <w:t xml:space="preserve">Differences</w:t>
+      </w:r>
+      <w:r>
+        <w:t xml:space="preserve">:</w:t>
+      </w:r>
+    </w:p>
+    <w:p>
+      <w:pPr>
+        <w:pStyle w:val="Compact"/>
+        <w:numPr>
+          <w:ilvl w:val="0"/>
+          <w:numId w:val="1030"/>
+        </w:numPr>
+      </w:pPr>
+      <w:r>
+        <w:rPr>
+          <w:b/>
+          <w:bCs/>
+        </w:rPr>
+        <w:t xml:space="preserve">Stratification</w:t>
+      </w:r>
+      <w:r>
+        <w:t xml:space="preserve"> </w:t>
+      </w:r>
+      <w:r>
+        <w:t xml:space="preserve">uses all data, dividing into non-overlapping strata</w:t>
+      </w:r>
+    </w:p>
+    <w:p>
+      <w:pPr>
+        <w:pStyle w:val="Compact"/>
+        <w:numPr>
+          <w:ilvl w:val="0"/>
+          <w:numId w:val="1030"/>
+        </w:numPr>
+      </w:pPr>
+      <w:r>
+        <w:rPr>
+          <w:b/>
+          <w:bCs/>
+        </w:rPr>
+        <w:t xml:space="preserve">Matching</w:t>
+      </w:r>
+      <w:r>
+        <w:t xml:space="preserve"> </w:t>
+      </w:r>
+      <w:r>
+        <w:t xml:space="preserve">may discard data (unmatched individuals), creating matched pairs/sets</w:t>
+      </w:r>
+    </w:p>
+    <w:p>
+      <w:pPr>
+        <w:pStyle w:val="Compact"/>
+        <w:numPr>
+          <w:ilvl w:val="0"/>
+          <w:numId w:val="1030"/>
+        </w:numPr>
+      </w:pPr>
+      <w:r>
+        <w:rPr>
+          <w:b/>
+          <w:bCs/>
+        </w:rPr>
+        <w:t xml:space="preserve">Matching</w:t>
+      </w:r>
+      <w:r>
+        <w:t xml:space="preserve"> </w:t>
+      </w:r>
+      <w:r>
+        <w:t xml:space="preserve">can be more efficient when controls far outnumber treated individuals</w:t>
+      </w:r>
+    </w:p>
+    <w:p>
+      <w:pPr>
+        <w:pStyle w:val="Compact"/>
+        <w:numPr>
+          <w:ilvl w:val="0"/>
+          <w:numId w:val="1030"/>
+        </w:numPr>
+      </w:pPr>
+      <w:r>
+        <w:rPr>
+          <w:b/>
+          <w:bCs/>
+        </w:rPr>
+        <w:t xml:space="preserve">Stratification</w:t>
+      </w:r>
+      <w:r>
+        <w:t xml:space="preserve"> </w:t>
+      </w:r>
+      <w:r>
+        <w:t xml:space="preserve">is conceptually simpler and more transparent</w:t>
+      </w:r>
+    </w:p>
+    <w:p>
+      <w:pPr>
+        <w:pStyle w:val="FirstParagraph"/>
+      </w:pPr>
+      <w:r>
+        <w:rPr>
+          <w:b/>
+          <w:bCs/>
+        </w:rPr>
+        <w:t xml:space="preserve">Modern approach</w:t>
+      </w:r>
+      <w:r>
+        <w:t xml:space="preserve">: Matching has largely been superseded by more flexible methods like:</w:t>
+      </w:r>
+    </w:p>
+    <w:p>
+      <w:pPr>
+        <w:pStyle w:val="Compact"/>
+        <w:numPr>
+          <w:ilvl w:val="0"/>
+          <w:numId w:val="1031"/>
+        </w:numPr>
+      </w:pPr>
+      <w:r>
+        <w:t xml:space="preserve">Regression adjustment</w:t>
+      </w:r>
+    </w:p>
+    <w:p>
+      <w:pPr>
+        <w:pStyle w:val="Compact"/>
+        <w:numPr>
+          <w:ilvl w:val="0"/>
+          <w:numId w:val="1031"/>
+        </w:numPr>
+      </w:pPr>
+      <w:r>
+        <w:t xml:space="preserve">Inverse probability weighting (Chapter 12)</w:t>
+      </w:r>
+    </w:p>
+    <w:p>
+      <w:pPr>
+        <w:pStyle w:val="Compact"/>
+        <w:numPr>
+          <w:ilvl w:val="0"/>
+          <w:numId w:val="1031"/>
+        </w:numPr>
+      </w:pPr>
+      <w:r>
+        <w:t xml:space="preserve">Propensity score methods (Chapter 15)</w:t>
+      </w:r>
+    </w:p>
+    <w:p>
+      <w:pPr>
+        <w:pStyle w:val="FirstParagraph"/>
+      </w:pPr>
+      <w:r>
+        <w:t xml:space="preserve">However, matching is still useful pedagogically and in certain applications (e.g., case-control studies in epidemiology).</w:t>
+      </w:r>
+    </w:p>
+    <w:bookmarkEnd w:id="30"/>
+    <w:bookmarkEnd w:id="31"/>
+    <w:bookmarkStart w:id="37" w:name="X1d7baeead2f601b93c00c35e7d7d066dc1729fa"/>
+    <w:p>
+      <w:pPr>
+        <w:pStyle w:val="Heading2"/>
+      </w:pPr>
+      <w:r>
+        <w:t xml:space="preserve">6 4.6 Effect Modification and Adjustment Methods (pp. 45-46)</w:t>
+      </w:r>
+    </w:p>
+    <w:p>
+      <w:r>
+        <w:pict>
+          <v:rect style="width:0;height:1.5pt" o:hralign="center" o:hrstd="t" o:hr="t"/>
+        </w:pict>
+      </w:r>
+    </w:p>
+    <w:p>
+      <w:pPr>
+        <w:pStyle w:val="FirstParagraph"/>
+      </w:pPr>
+      <w:r>
+        <w:t xml:space="preserve">When both confounding and effect modification are present, we need methods that can:</w:t>
+      </w:r>
+      <w:r>
+        <w:t xml:space="preserve"> </w:t>
+      </w:r>
+      <w:r>
+        <w:t xml:space="preserve">1. Adjust for confounders</w:t>
+      </w:r>
+      <w:r>
+        <w:t xml:space="preserve"> </w:t>
+      </w:r>
+      <w:r>
+        <w:t xml:space="preserve">2. Allow treatment effects to vary across modifiers</w:t>
+      </w:r>
+    </w:p>
+    <w:bookmarkStart w:id="33" w:name="stratification-with-confounding"/>
+    <w:p>
+      <w:pPr>
+        <w:pStyle w:val="Heading3"/>
+      </w:pPr>
+      <w:r>
+        <w:t xml:space="preserve">6.1 Stratification with Confounding</w:t>
+      </w:r>
+    </w:p>
+    <w:p>
+      <w:pPr>
+        <w:pStyle w:val="FirstParagraph"/>
+      </w:pPr>
+      <w:r>
+        <w:t xml:space="preserve">If</w:t>
+      </w:r>
+      <w:r>
+        <w:t xml:space="preserve"> </w:t>
+      </w:r>
+      <m:oMath>
+        <m:r>
+          <m:t>V</m:t>
+        </m:r>
+      </m:oMath>
+      <w:r>
+        <w:t xml:space="preserve"> </w:t>
+      </w:r>
+      <w:r>
+        <w:t xml:space="preserve">is both a confounder and effect modifier, simple stratification may not suffice if there are additional confounders</w:t>
+      </w:r>
+      <w:r>
+        <w:t xml:space="preserve"> </w:t>
+      </w:r>
+      <m:oMath>
+        <m:r>
+          <m:t>L</m:t>
+        </m:r>
+      </m:oMath>
+      <w:r>
+        <w:t xml:space="preserve">.</w:t>
+      </w:r>
+    </w:p>
+    <w:p>
+      <w:pPr>
+        <w:pStyle w:val="BodyText"/>
+      </w:pPr>
+      <w:r>
+        <w:rPr>
+          <w:b/>
+          <w:bCs/>
+        </w:rPr>
+        <w:t xml:space="preserve">Solution</w:t>
+      </w:r>
+      <w:r>
+        <w:t xml:space="preserve">: Adjust for</w:t>
+      </w:r>
+      <w:r>
+        <w:t xml:space="preserve"> </w:t>
+      </w:r>
+      <m:oMath>
+        <m:r>
+          <m:t>L</m:t>
+        </m:r>
+      </m:oMath>
+      <w:r>
+        <w:t xml:space="preserve"> </w:t>
+      </w:r>
+      <w:r>
+        <w:t xml:space="preserve">within each stratum of</w:t>
+      </w:r>
+      <w:r>
+        <w:t xml:space="preserve"> </w:t>
+      </w:r>
+      <m:oMath>
+        <m:r>
+          <m:t>V</m:t>
+        </m:r>
+      </m:oMath>
+      <w:r>
+        <w:t xml:space="preserve">. This can be done via:</w:t>
+      </w:r>
+    </w:p>
+    <w:p>
+      <w:pPr>
+        <w:pStyle w:val="Compact"/>
+        <w:numPr>
+          <w:ilvl w:val="0"/>
+          <w:numId w:val="1032"/>
+        </w:numPr>
+      </w:pPr>
+      <w:r>
+        <w:rPr>
+          <w:b/>
+          <w:bCs/>
+        </w:rPr>
+        <w:t xml:space="preserve">Stratification on both</w:t>
+      </w:r>
+      <w:r>
+        <w:rPr>
+          <w:b/>
+          <w:bCs/>
+        </w:rPr>
+        <w:t xml:space="preserve"> </w:t>
+      </w:r>
+      <m:oMath>
+        <m:r>
+          <m:t>V</m:t>
+        </m:r>
+      </m:oMath>
+      <w:r>
+        <w:rPr>
+          <w:b/>
+          <w:bCs/>
+        </w:rPr>
+        <w:t xml:space="preserve"> </w:t>
+      </w:r>
+      <w:r>
+        <w:rPr>
+          <w:b/>
+          <w:bCs/>
+        </w:rPr>
+        <w:t xml:space="preserve">and</w:t>
+      </w:r>
+      <w:r>
+        <w:rPr>
+          <w:b/>
+          <w:bCs/>
+        </w:rPr>
+        <w:t xml:space="preserve"> </w:t>
+      </w:r>
+      <m:oMath>
+        <m:r>
+          <m:t>L</m:t>
+        </m:r>
+      </m:oMath>
+      <w:r>
+        <w:t xml:space="preserve">: Creates many narrow strata</w:t>
+      </w:r>
+    </w:p>
+    <w:p>
+      <w:pPr>
+        <w:pStyle w:val="Compact"/>
+        <w:numPr>
+          <w:ilvl w:val="0"/>
+          <w:numId w:val="1032"/>
+        </w:numPr>
+      </w:pPr>
+      <w:r>
+        <w:rPr>
+          <w:b/>
+          <w:bCs/>
+        </w:rPr>
+        <w:t xml:space="preserve">Regression within strata</w:t>
+      </w:r>
+      <w:r>
+        <w:t xml:space="preserve">: Fit separate regression models for each level of</w:t>
+      </w:r>
+      <w:r>
+        <w:t xml:space="preserve"> </w:t>
+      </w:r>
+      <m:oMath>
+        <m:r>
+          <m:t>V</m:t>
+        </m:r>
+      </m:oMath>
+    </w:p>
+    <w:p>
+      <w:pPr>
+        <w:pStyle w:val="Compact"/>
+        <w:numPr>
+          <w:ilvl w:val="0"/>
+          <w:numId w:val="1032"/>
+        </w:numPr>
+      </w:pPr>
+      <w:r>
+        <w:rPr>
+          <w:b/>
+          <w:bCs/>
+        </w:rPr>
+        <w:t xml:space="preserve">Inverse probability weighting within strata</w:t>
+      </w:r>
+      <w:r>
+        <w:t xml:space="preserve">: Weight by propensity score within each</w:t>
+      </w:r>
+      <w:r>
+        <w:t xml:space="preserve"> </w:t>
+      </w:r>
+      <m:oMath>
+        <m:r>
+          <m:t>V</m:t>
+        </m:r>
+      </m:oMath>
+      <w:r>
+        <w:t xml:space="preserve"> </w:t>
+      </w:r>
+      <w:r>
+        <w:t xml:space="preserve">stratum</w:t>
+      </w:r>
+    </w:p>
+    <w:tbl>
+      <w:tblPr>
+        <w:tblStyle w:val="Table"/>
+        <w:tblInd w:w="164" w:type="dxa"/>
+        <w:tblBorders>
+          <w:left w:val="single" w:sz="24" w:space="0" w:color="909090"/>
+        </w:tblBorders>
+        <w:tblCellMar>
+          <w:left w:w="0" w:type="dxa"/>
+          <w:right w:w="0" w:type="dxa"/>
+        </w:tblCellMar>
+        <w:tblLook w:firstRow="0" w:lastRow="0" w:firstColumn="0" w:lastColumn="0" w:noHBand="0" w:noVBand="0" w:val="0000"/>
+      </w:tblPr>
+      <w:tblGrid>
+        <w:gridCol w:w="7920"/>
+      </w:tblGrid>
+      <w:tr>
+        <w:trPr>
+          <w:cantSplit/>
+        </w:trPr>
+        <w:tc>
+          <w:tcPr>
+            <w:tcMar>
+              <w:left w:w="144" w:type="dxa"/>
+            </w:tcMar>
+          </w:tcPr>
+          <w:p>
+            <w:pPr>
+              <w:pStyle w:val="FirstParagraph"/>
+            </w:pPr>
+            <w:pPr>
+              <w:spacing w:before="16" w:after="64"/>
+            </w:pPr>
+          </w:p>
+          <w:bookmarkStart w:id="32" w:name="exm-stratification-with-confounding"/>
           <w:p>
             <w:pPr>
               <w:pStyle w:val="BodyText"/>
@@ -4930,12 +5017,12 @@
               <w:t xml:space="preserve">Compare effects across age groups</w:t>
             </w:r>
           </w:p>
-          <w:bookmarkEnd w:id="30"/>
+          <w:bookmarkEnd w:id="32"/>
         </w:tc>
       </w:tr>
     </w:tbl>
-    <w:bookmarkEnd w:id="31"/>
-    <w:bookmarkStart w:id="32" w:name="X70a4c2b39188b76ed0c202d0c2b5a5c7d794cf9"/>
+    <w:bookmarkEnd w:id="33"/>
+    <w:bookmarkStart w:id="36" w:name="X70a4c2b39188b76ed0c202d0c2b5a5c7d794cf9"/>
     <w:p>
       <w:pPr>
         <w:pStyle w:val="Heading3"/>
@@ -5142,361 +5229,460 @@
         </m:oMath>
       </m:oMathPara>
     </w:p>
+    <w:tbl>
+      <w:tblPr>
+        <w:tblStyle w:val="Table"/>
+        <w:tblInd w:w="164" w:type="dxa"/>
+        <w:tblBorders>
+          <w:left w:val="single" w:sz="24" w:space="0" w:color="909090"/>
+        </w:tblBorders>
+        <w:tblCellMar>
+          <w:left w:w="0" w:type="dxa"/>
+          <w:right w:w="0" w:type="dxa"/>
+        </w:tblCellMar>
+        <w:tblLook w:firstRow="0" w:lastRow="0" w:firstColumn="0" w:lastColumn="0" w:noHBand="0" w:noVBand="0" w:val="0000"/>
+      </w:tblPr>
+      <w:tblGrid>
+        <w:gridCol w:w="7920"/>
+      </w:tblGrid>
+      <w:tr>
+        <w:trPr>
+          <w:cantSplit/>
+        </w:trPr>
+        <w:tc>
+          <w:tcPr>
+            <w:tcMar>
+              <w:left w:w="144" w:type="dxa"/>
+            </w:tcMar>
+          </w:tcPr>
+          <w:p>
+            <w:pPr>
+              <w:pStyle w:val="FirstParagraph"/>
+            </w:pPr>
+            <w:pPr>
+              <w:spacing w:before="16" w:after="64"/>
+            </w:pPr>
+          </w:p>
+          <w:bookmarkStart w:id="34" w:name="def-interaction-term"/>
+          <w:p>
+            <w:pPr>
+              <w:pStyle w:val="BodyText"/>
+            </w:pPr>
+            <w:r>
+              <w:rPr>
+                <w:b/>
+                <w:bCs/>
+              </w:rPr>
+              <w:t xml:space="preserve">Definition 6 (Interaction Term (Regression))</w:t>
+            </w:r>
+            <w:r>
+              <w:t xml:space="preserve"> </w:t>
+            </w:r>
+            <w:r>
+              <w:t xml:space="preserve">The</w:t>
+            </w:r>
+            <w:r>
+              <w:t xml:space="preserve"> </w:t>
+            </w:r>
+            <w:r>
+              <w:rPr>
+                <w:b/>
+                <w:bCs/>
+              </w:rPr>
+              <w:t xml:space="preserve">interaction term</w:t>
+            </w:r>
+            <w:r>
+              <w:t xml:space="preserve"> </w:t>
+            </w:r>
+            <m:oMath>
+              <m:sSub>
+                <m:e>
+                  <m:r>
+                    <m:t>β</m:t>
+                  </m:r>
+                </m:e>
+                <m:sub>
+                  <m:r>
+                    <m:t>3</m:t>
+                  </m:r>
+                </m:sub>
+              </m:sSub>
+              <m:r>
+                <m:t>A</m:t>
+              </m:r>
+              <m:r>
+                <m:rPr>
+                  <m:sty m:val="p"/>
+                </m:rPr>
+                <m:t>×</m:t>
+              </m:r>
+              <m:r>
+                <m:t>V</m:t>
+              </m:r>
+            </m:oMath>
+            <w:r>
+              <w:t xml:space="preserve"> </w:t>
+            </w:r>
+            <w:r>
+              <w:t xml:space="preserve">captures effect modification:</w:t>
+            </w:r>
+          </w:p>
+          <w:p>
+            <w:pPr>
+              <w:pStyle w:val="Compact"/>
+              <w:numPr>
+                <w:ilvl w:val="0"/>
+                <w:numId w:val="1035"/>
+              </w:numPr>
+            </w:pPr>
+            <w:r>
+              <w:t xml:space="preserve">If</w:t>
+            </w:r>
+            <w:r>
+              <w:t xml:space="preserve"> </w:t>
+            </w:r>
+            <m:oMath>
+              <m:sSub>
+                <m:e>
+                  <m:r>
+                    <m:t>β</m:t>
+                  </m:r>
+                </m:e>
+                <m:sub>
+                  <m:r>
+                    <m:t>3</m:t>
+                  </m:r>
+                </m:sub>
+              </m:sSub>
+              <m:r>
+                <m:rPr>
+                  <m:sty m:val="p"/>
+                </m:rPr>
+                <m:t>=</m:t>
+              </m:r>
+              <m:r>
+                <m:t>0</m:t>
+              </m:r>
+            </m:oMath>
+            <w:r>
+              <w:t xml:space="preserve">: No effect modification by</w:t>
+            </w:r>
+            <w:r>
+              <w:t xml:space="preserve"> </w:t>
+            </w:r>
+            <m:oMath>
+              <m:r>
+                <m:t>V</m:t>
+              </m:r>
+            </m:oMath>
+            <w:r>
+              <w:t xml:space="preserve">.</w:t>
+            </w:r>
+          </w:p>
+          <w:p>
+            <w:pPr>
+              <w:pStyle w:val="Compact"/>
+              <w:numPr>
+                <w:ilvl w:val="0"/>
+                <w:numId w:val="1035"/>
+              </w:numPr>
+            </w:pPr>
+            <w:r>
+              <w:t xml:space="preserve">If</w:t>
+            </w:r>
+            <w:r>
+              <w:t xml:space="preserve"> </w:t>
+            </w:r>
+            <m:oMath>
+              <m:sSub>
+                <m:e>
+                  <m:r>
+                    <m:t>β</m:t>
+                  </m:r>
+                </m:e>
+                <m:sub>
+                  <m:r>
+                    <m:t>3</m:t>
+                  </m:r>
+                </m:sub>
+              </m:sSub>
+              <m:r>
+                <m:rPr>
+                  <m:sty m:val="p"/>
+                </m:rPr>
+                <m:t>≠</m:t>
+              </m:r>
+              <m:r>
+                <m:t>0</m:t>
+              </m:r>
+            </m:oMath>
+            <w:r>
+              <w:t xml:space="preserve">: Effect of</w:t>
+            </w:r>
+            <w:r>
+              <w:t xml:space="preserve"> </w:t>
+            </w:r>
+            <m:oMath>
+              <m:r>
+                <m:t>A</m:t>
+              </m:r>
+            </m:oMath>
+            <w:r>
+              <w:t xml:space="preserve"> </w:t>
+            </w:r>
+            <w:r>
+              <w:t xml:space="preserve">differs by</w:t>
+            </w:r>
+            <w:r>
+              <w:t xml:space="preserve"> </w:t>
+            </w:r>
+            <m:oMath>
+              <m:r>
+                <m:t>V</m:t>
+              </m:r>
+            </m:oMath>
+            <w:r>
+              <w:t xml:space="preserve">.</w:t>
+            </w:r>
+          </w:p>
+          <w:bookmarkEnd w:id="34"/>
+        </w:tc>
+      </w:tr>
+    </w:tbl>
     <w:p>
       <w:pPr>
         <w:pStyle w:val="FirstParagraph"/>
       </w:pPr>
-      <w:r>
-        <w:t xml:space="preserve">The</w:t>
-      </w:r>
-      <w:r>
-        <w:t xml:space="preserve"> </w:t>
-      </w:r>
-      <w:r>
-        <w:rPr>
-          <w:b/>
-          <w:bCs/>
-        </w:rPr>
-        <w:t xml:space="preserve">interaction term</w:t>
-      </w:r>
-      <w:r>
-        <w:t xml:space="preserve"> </w:t>
-      </w:r>
-      <m:oMath>
-        <m:sSub>
-          <m:e>
-            <m:r>
-              <m:t>β</m:t>
-            </m:r>
-          </m:e>
-          <m:sub>
-            <m:r>
-              <m:t>3</m:t>
-            </m:r>
-          </m:sub>
-        </m:sSub>
-        <m:r>
-          <m:t>A</m:t>
-        </m:r>
-        <m:r>
-          <m:rPr>
-            <m:sty m:val="p"/>
-          </m:rPr>
-          <m:t>×</m:t>
-        </m:r>
-        <m:r>
-          <m:t>V</m:t>
-        </m:r>
-      </m:oMath>
-      <w:r>
-        <w:t xml:space="preserve"> </w:t>
-      </w:r>
-      <w:r>
-        <w:t xml:space="preserve">captures effect modification:</w:t>
-      </w:r>
-    </w:p>
-    <w:p>
-      <w:pPr>
-        <w:pStyle w:val="Compact"/>
-        <w:numPr>
-          <w:ilvl w:val="0"/>
-          <w:numId w:val="1035"/>
-        </w:numPr>
-      </w:pPr>
-      <w:r>
-        <w:t xml:space="preserve">If</w:t>
-      </w:r>
-      <w:r>
-        <w:t xml:space="preserve"> </w:t>
-      </w:r>
-      <m:oMath>
-        <m:sSub>
-          <m:e>
-            <m:r>
-              <m:t>β</m:t>
-            </m:r>
-          </m:e>
-          <m:sub>
-            <m:r>
-              <m:t>3</m:t>
-            </m:r>
-          </m:sub>
-        </m:sSub>
-        <m:r>
-          <m:rPr>
-            <m:sty m:val="p"/>
-          </m:rPr>
-          <m:t>=</m:t>
-        </m:r>
-        <m:r>
-          <m:t>0</m:t>
-        </m:r>
-      </m:oMath>
-      <w:r>
-        <w:t xml:space="preserve">: No effect modification by</w:t>
-      </w:r>
-      <w:r>
-        <w:t xml:space="preserve"> </w:t>
-      </w:r>
-      <m:oMath>
-        <m:r>
-          <m:t>V</m:t>
-        </m:r>
-      </m:oMath>
-    </w:p>
-    <w:p>
-      <w:pPr>
-        <w:pStyle w:val="Compact"/>
-        <w:numPr>
-          <w:ilvl w:val="0"/>
-          <w:numId w:val="1035"/>
-        </w:numPr>
-      </w:pPr>
-      <w:r>
-        <w:t xml:space="preserve">If</w:t>
-      </w:r>
-      <w:r>
-        <w:t xml:space="preserve"> </w:t>
-      </w:r>
-      <m:oMath>
-        <m:sSub>
-          <m:e>
-            <m:r>
-              <m:t>β</m:t>
-            </m:r>
-          </m:e>
-          <m:sub>
-            <m:r>
-              <m:t>3</m:t>
-            </m:r>
-          </m:sub>
-        </m:sSub>
-        <m:r>
-          <m:rPr>
-            <m:sty m:val="p"/>
-          </m:rPr>
-          <m:t>≠</m:t>
-        </m:r>
-        <m:r>
-          <m:t>0</m:t>
-        </m:r>
-      </m:oMath>
-      <w:r>
-        <w:t xml:space="preserve">: Effect of</w:t>
-      </w:r>
-      <w:r>
-        <w:t xml:space="preserve"> </w:t>
-      </w:r>
-      <m:oMath>
-        <m:r>
-          <m:t>A</m:t>
-        </m:r>
-      </m:oMath>
-      <w:r>
-        <w:t xml:space="preserve"> </w:t>
-      </w:r>
-      <w:r>
-        <w:t xml:space="preserve">differs by</w:t>
-      </w:r>
-      <w:r>
-        <w:t xml:space="preserve"> </w:t>
-      </w:r>
-      <m:oMath>
-        <m:r>
-          <m:t>V</m:t>
-        </m:r>
-      </m:oMath>
-    </w:p>
-    <w:p>
-      <w:pPr>
-        <w:pStyle w:val="FirstParagraph"/>
-      </w:pPr>
-      <w:r>
-        <w:rPr>
-          <w:b/>
-          <w:bCs/>
-        </w:rPr>
-        <w:t xml:space="preserve">Important distinctions</w:t>
-      </w:r>
-      <w:r>
-        <w:t xml:space="preserve">:</w:t>
-      </w:r>
-    </w:p>
-    <w:p>
-      <w:pPr>
-        <w:pStyle w:val="BodyText"/>
-      </w:pPr>
-      <w:r>
-        <w:rPr>
-          <w:b/>
-          <w:bCs/>
-        </w:rPr>
-        <w:t xml:space="preserve">Statistical interaction</w:t>
-      </w:r>
-      <w:r>
-        <w:t xml:space="preserve"> </w:t>
-      </w:r>
-      <w:r>
-        <w:t xml:space="preserve">(in regression models):</w:t>
-      </w:r>
-    </w:p>
-    <w:p>
-      <w:pPr>
-        <w:pStyle w:val="Compact"/>
-        <w:numPr>
-          <w:ilvl w:val="0"/>
-          <w:numId w:val="1036"/>
-        </w:numPr>
-      </w:pPr>
-      <w:r>
-        <w:t xml:space="preserve">Refers to product terms like</w:t>
-      </w:r>
-      <w:r>
-        <w:t xml:space="preserve"> </w:t>
-      </w:r>
-      <m:oMath>
-        <m:r>
-          <m:t>A</m:t>
-        </m:r>
-        <m:r>
-          <m:rPr>
-            <m:sty m:val="p"/>
-          </m:rPr>
-          <m:t>×</m:t>
-        </m:r>
-        <m:r>
-          <m:t>V</m:t>
-        </m:r>
-      </m:oMath>
-      <w:r>
-        <w:t xml:space="preserve"> </w:t>
-      </w:r>
-      <w:r>
-        <w:t xml:space="preserve">in a model</w:t>
-      </w:r>
-    </w:p>
-    <w:p>
-      <w:pPr>
-        <w:pStyle w:val="Compact"/>
-        <w:numPr>
-          <w:ilvl w:val="0"/>
-          <w:numId w:val="1036"/>
-        </w:numPr>
-      </w:pPr>
-      <w:r>
-        <w:t xml:space="preserve">Is model-dependent and scale-dependent</w:t>
-      </w:r>
-    </w:p>
-    <w:p>
-      <w:pPr>
-        <w:pStyle w:val="Compact"/>
-        <w:numPr>
-          <w:ilvl w:val="0"/>
-          <w:numId w:val="1036"/>
-        </w:numPr>
-      </w:pPr>
-      <w:r>
-        <w:t xml:space="preserve">Does not have an inherent causal interpretation</w:t>
-      </w:r>
-    </w:p>
-    <w:p>
-      <w:pPr>
-        <w:pStyle w:val="FirstParagraph"/>
-      </w:pPr>
-      <w:r>
-        <w:rPr>
-          <w:b/>
-          <w:bCs/>
-        </w:rPr>
-        <w:t xml:space="preserve">Effect modification</w:t>
-      </w:r>
-      <w:r>
-        <w:t xml:space="preserve"> </w:t>
-      </w:r>
-      <w:r>
-        <w:t xml:space="preserve">(in causal inference):</w:t>
-      </w:r>
-    </w:p>
-    <w:p>
-      <w:pPr>
-        <w:pStyle w:val="Compact"/>
-        <w:numPr>
-          <w:ilvl w:val="0"/>
-          <w:numId w:val="1037"/>
-        </w:numPr>
-      </w:pPr>
-      <w:r>
-        <w:t xml:space="preserve">Refers to heterogeneity of causal effects across subgroups</w:t>
-      </w:r>
-    </w:p>
-    <w:p>
-      <w:pPr>
-        <w:pStyle w:val="Compact"/>
-        <w:numPr>
-          <w:ilvl w:val="0"/>
-          <w:numId w:val="1037"/>
-        </w:numPr>
-      </w:pPr>
-      <w:r>
-        <w:t xml:space="preserve">Is defined in terms of potential outcomes</w:t>
-      </w:r>
-    </w:p>
-    <w:p>
-      <w:pPr>
-        <w:pStyle w:val="Compact"/>
-        <w:numPr>
-          <w:ilvl w:val="0"/>
-          <w:numId w:val="1037"/>
-        </w:numPr>
-      </w:pPr>
-      <w:r>
-        <w:t xml:space="preserve">Has a clear causal interpretation</w:t>
-      </w:r>
-    </w:p>
-    <w:p>
-      <w:pPr>
-        <w:pStyle w:val="FirstParagraph"/>
-      </w:pPr>
-      <w:r>
-        <w:t xml:space="preserve">These concepts are related but not identical:</w:t>
-      </w:r>
-    </w:p>
-    <w:p>
-      <w:pPr>
-        <w:pStyle w:val="Compact"/>
-        <w:numPr>
-          <w:ilvl w:val="0"/>
-          <w:numId w:val="1038"/>
-        </w:numPr>
-      </w:pPr>
-      <w:r>
-        <w:t xml:space="preserve">Effect modification on the risk difference scale corresponds to interaction in a linear model</w:t>
-      </w:r>
-    </w:p>
-    <w:p>
-      <w:pPr>
-        <w:pStyle w:val="Compact"/>
-        <w:numPr>
-          <w:ilvl w:val="0"/>
-          <w:numId w:val="1038"/>
-        </w:numPr>
-      </w:pPr>
-      <w:r>
-        <w:t xml:space="preserve">Effect modification on the risk ratio scale corresponds to interaction in a log-linear model</w:t>
-      </w:r>
-    </w:p>
-    <w:p>
-      <w:pPr>
-        <w:pStyle w:val="Compact"/>
-        <w:numPr>
-          <w:ilvl w:val="0"/>
-          <w:numId w:val="1038"/>
-        </w:numPr>
-      </w:pPr>
-      <w:r>
-        <w:t xml:space="preserve">Absence of statistical interaction does NOT guarantee absence of effect modification (it depends on the model and scale)</w:t>
-      </w:r>
-    </w:p>
+      <w:ins w:id="131" w:author="PR Preview" w:date="2024-01-01T00:00:00Z">
+        <w:r>
+          <w:t xml:space="preserve"> </w:t>
+        </w:r>
+      </w:ins>
+    </w:p>
+    <w:tbl>
+      <w:tblPr>
+        <w:tblStyle w:val="Table"/>
+        <w:tblInd w:w="164" w:type="dxa"/>
+        <w:tblBorders>
+          <w:left w:val="single" w:sz="24" w:space="0" w:color="909090"/>
+        </w:tblBorders>
+        <w:tblCellMar>
+          <w:left w:w="0" w:type="dxa"/>
+          <w:right w:w="0" w:type="dxa"/>
+        </w:tblCellMar>
+        <w:tblLook w:firstRow="0" w:lastRow="0" w:firstColumn="0" w:lastColumn="0" w:noHBand="0" w:noVBand="0" w:val="0000"/>
+      </w:tblPr>
+      <w:tblGrid>
+        <w:gridCol w:w="7920"/>
+      </w:tblGrid>
+      <w:tr>
+        <w:trPr>
+          <w:cantSplit/>
+        </w:trPr>
+        <w:tc>
+          <w:tcPr>
+            <w:tcMar>
+              <w:left w:w="144" w:type="dxa"/>
+            </w:tcMar>
+          </w:tcPr>
+          <w:p>
+            <w:pPr>
+              <w:pStyle w:val="BodyText"/>
+            </w:pPr>
+            <w:pPr>
+              <w:spacing w:before="16" w:after="64"/>
+            </w:pPr>
+          </w:p>
+          <w:bookmarkStart w:id="35" w:name="Xba686a4dbfbb30b8de5638e15a8a02d38e15e3f"/>
+          <w:p>
+            <w:pPr>
+              <w:pStyle w:val="BodyText"/>
+            </w:pPr>
+            <w:r>
+              <w:rPr>
+                <w:b/>
+                <w:bCs/>
+              </w:rPr>
+              <w:t xml:space="preserve">Definition 7 (Statistical Interaction vs. Effect Modification)</w:t>
+            </w:r>
+            <w:r>
+              <w:t xml:space="preserve"> </w:t>
+            </w:r>
+            <w:r>
+              <w:rPr>
+                <w:b/>
+                <w:bCs/>
+              </w:rPr>
+              <w:t xml:space="preserve">Statistical interaction</w:t>
+            </w:r>
+            <w:r>
+              <w:t xml:space="preserve"> </w:t>
+            </w:r>
+            <w:r>
+              <w:t xml:space="preserve">(in regression models):</w:t>
+            </w:r>
+          </w:p>
+          <w:p>
+            <w:pPr>
+              <w:pStyle w:val="Compact"/>
+              <w:numPr>
+                <w:ilvl w:val="0"/>
+                <w:numId w:val="1036"/>
+              </w:numPr>
+            </w:pPr>
+            <w:r>
+              <w:t xml:space="preserve">Refers to product terms like</w:t>
+            </w:r>
+            <w:r>
+              <w:t xml:space="preserve"> </w:t>
+            </w:r>
+            <m:oMath>
+              <m:r>
+                <m:t>A</m:t>
+              </m:r>
+              <m:r>
+                <m:rPr>
+                  <m:sty m:val="p"/>
+                </m:rPr>
+                <m:t>×</m:t>
+              </m:r>
+              <m:r>
+                <m:t>V</m:t>
+              </m:r>
+            </m:oMath>
+            <w:r>
+              <w:t xml:space="preserve"> </w:t>
+            </w:r>
+            <w:r>
+              <w:t xml:space="preserve">in a model</w:t>
+            </w:r>
+          </w:p>
+          <w:p>
+            <w:pPr>
+              <w:pStyle w:val="Compact"/>
+              <w:numPr>
+                <w:ilvl w:val="0"/>
+                <w:numId w:val="1036"/>
+              </w:numPr>
+            </w:pPr>
+            <w:r>
+              <w:t xml:space="preserve">Is model-dependent and scale-dependent</w:t>
+            </w:r>
+          </w:p>
+          <w:p>
+            <w:pPr>
+              <w:pStyle w:val="Compact"/>
+              <w:numPr>
+                <w:ilvl w:val="0"/>
+                <w:numId w:val="1036"/>
+              </w:numPr>
+            </w:pPr>
+            <w:r>
+              <w:t xml:space="preserve">Does not have an inherent causal interpretation</w:t>
+            </w:r>
+          </w:p>
+          <w:p>
+            <w:pPr>
+              <w:pStyle w:val="FirstParagraph"/>
+            </w:pPr>
+            <w:r>
+              <w:rPr>
+                <w:b/>
+                <w:bCs/>
+              </w:rPr>
+              <w:t xml:space="preserve">Effect modification</w:t>
+            </w:r>
+            <w:r>
+              <w:t xml:space="preserve"> </w:t>
+            </w:r>
+            <w:r>
+              <w:t xml:space="preserve">(in causal inference):</w:t>
+            </w:r>
+          </w:p>
+          <w:p>
+            <w:pPr>
+              <w:pStyle w:val="Compact"/>
+              <w:numPr>
+                <w:ilvl w:val="0"/>
+                <w:numId w:val="1037"/>
+              </w:numPr>
+            </w:pPr>
+            <w:r>
+              <w:t xml:space="preserve">Refers to heterogeneity of causal effects across subgroups</w:t>
+            </w:r>
+          </w:p>
+          <w:p>
+            <w:pPr>
+              <w:pStyle w:val="Compact"/>
+              <w:numPr>
+                <w:ilvl w:val="0"/>
+                <w:numId w:val="1037"/>
+              </w:numPr>
+            </w:pPr>
+            <w:r>
+              <w:t xml:space="preserve">Is defined in terms of potential outcomes</w:t>
+            </w:r>
+          </w:p>
+          <w:p>
+            <w:pPr>
+              <w:pStyle w:val="Compact"/>
+              <w:numPr>
+                <w:ilvl w:val="0"/>
+                <w:numId w:val="1037"/>
+              </w:numPr>
+            </w:pPr>
+            <w:r>
+              <w:t xml:space="preserve">Has a clear causal interpretation</w:t>
+            </w:r>
+          </w:p>
+          <w:p>
+            <w:pPr>
+              <w:pStyle w:val="FirstParagraph"/>
+            </w:pPr>
+            <w:r>
+              <w:t xml:space="preserve">These concepts are related but not identical:</w:t>
+            </w:r>
+          </w:p>
+          <w:p>
+            <w:pPr>
+              <w:pStyle w:val="Compact"/>
+              <w:numPr>
+                <w:ilvl w:val="0"/>
+                <w:numId w:val="1038"/>
+              </w:numPr>
+            </w:pPr>
+            <w:r>
+              <w:t xml:space="preserve">Effect modification on the risk difference scale corresponds to interaction in a linear model</w:t>
+            </w:r>
+          </w:p>
+          <w:p>
+            <w:pPr>
+              <w:pStyle w:val="Compact"/>
+              <w:numPr>
+                <w:ilvl w:val="0"/>
+                <w:numId w:val="1038"/>
+              </w:numPr>
+            </w:pPr>
+            <w:r>
+              <w:t xml:space="preserve">Effect modification on the risk ratio scale corresponds to interaction in a log-linear model</w:t>
+            </w:r>
+          </w:p>
+          <w:p>
+            <w:pPr>
+              <w:pStyle w:val="Compact"/>
+              <w:numPr>
+                <w:ilvl w:val="0"/>
+                <w:numId w:val="1038"/>
+              </w:numPr>
+            </w:pPr>
+            <w:r>
+              <w:t xml:space="preserve">Absence of statistical interaction does NOT guarantee absence of effect modification (it depends on the model and scale)</w:t>
+            </w:r>
+          </w:p>
+          <w:bookmarkEnd w:id="35"/>
+        </w:tc>
+      </w:tr>
+    </w:tbl>
     <w:p>
       <w:pPr>
         <w:pStyle w:val="FirstParagraph"/>
@@ -5512,9 +5698,9 @@
         <w:t xml:space="preserve">: Report stratum-specific effects directly rather than relying solely on interaction terms. This makes the findings more transparent and interpretable.</w:t>
       </w:r>
     </w:p>
-    <w:bookmarkEnd w:id="32"/>
-    <w:bookmarkEnd w:id="33"/>
-    <w:bookmarkStart w:id="34" w:name="summary"/>
+    <w:bookmarkEnd w:id="36"/>
+    <w:bookmarkEnd w:id="37"/>
+    <w:bookmarkStart w:id="38" w:name="summary"/>
     <w:p>
       <w:pPr>
         <w:pStyle w:val="Heading2"/>
@@ -6036,8 +6222,8 @@
         <w:t xml:space="preserve">4. Don’t hide important heterogeneity behind an average effect</w:t>
       </w:r>
     </w:p>
-    <w:bookmarkEnd w:id="34"/>
-    <w:bookmarkStart w:id="38" w:name="references"/>
+    <w:bookmarkEnd w:id="38"/>
+    <w:bookmarkStart w:id="42" w:name="references"/>
     <w:p>
       <w:pPr>
         <w:pStyle w:val="Heading2"/>
@@ -6053,8 +6239,8 @@
         </w:pict>
       </w:r>
     </w:p>
-    <w:bookmarkStart w:id="37" w:name="refs"/>
-    <w:bookmarkStart w:id="36" w:name="ref-hernan2020causal"/>
+    <w:bookmarkStart w:id="41" w:name="refs"/>
+    <w:bookmarkStart w:id="40" w:name="ref-hernan2020causal"/>
     <w:p>
       <w:pPr>
         <w:pStyle w:val="Bibliography"/>
@@ -6078,7 +6264,7 @@
       <w:r>
         <w:t xml:space="preserve"> </w:t>
       </w:r>
-      <w:hyperlink r:id="rId35">
+      <w:hyperlink r:id="rId39">
         <w:r>
           <w:rPr>
             <w:rStyle w:val="Hyperlink"/>
@@ -6090,9 +6276,9 @@
         <w:t xml:space="preserve">.</w:t>
       </w:r>
     </w:p>
-    <w:bookmarkEnd w:id="36"/>
-    <w:bookmarkEnd w:id="37"/>
-    <w:bookmarkEnd w:id="38"/>
+    <w:bookmarkEnd w:id="40"/>
+    <w:bookmarkEnd w:id="41"/>
+    <w:bookmarkEnd w:id="42"/>
     <w:sectPr>
       <w:footnotePr>
         <w:numRestart w:val="eachSect"/>
